--- a/(e)CRF/Per protocolnaam/40_Structured Diary Therapist.docx
+++ b/(e)CRF/Per protocolnaam/40_Structured Diary Therapist.docx
@@ -18,6 +18,7 @@
     <w:p>
       <w:pPr>
         <w:rPr>
+          <w:del w:id="1004" w:author="Janou De Buyser" w:date="2026-10-25T10:00:00Z"/>
           <w:b/>
           <w:bCs/>
           <w:color w:val="123A5F"/>
@@ -26,50 +27,58 @@
           <w:lang w:val="en-US"/>
         </w:rPr>
       </w:pPr>
-      <w:r>
-        <w:rPr>
-          <w:b/>
-          <w:bCs/>
-          <w:color w:val="123A5F"/>
-          <w:sz w:val="36"/>
-          <w:szCs w:val="36"/>
-          <w:lang w:val="en-US"/>
-        </w:rPr>
-        <w:t xml:space="preserve">Process evaluation: </w:t>
-      </w:r>
-      <w:r>
-        <w:rPr>
-          <w:b/>
-          <w:bCs/>
-          <w:color w:val="123A5F"/>
-          <w:sz w:val="36"/>
-          <w:szCs w:val="36"/>
-          <w:lang w:val="en-US"/>
-        </w:rPr>
-        <w:t xml:space="preserve">Structured diary </w:t>
-      </w:r>
-      <w:r>
-        <w:rPr>
-          <w:b/>
-          <w:bCs/>
-          <w:color w:val="123A5F"/>
-          <w:sz w:val="36"/>
-          <w:szCs w:val="36"/>
-          <w:lang w:val="en-US"/>
-        </w:rPr>
-        <w:t>THERAPIST</w:t>
-      </w:r>
-      <w:r>
-        <w:rPr>
-          <w:b/>
-          <w:bCs/>
-          <w:color w:val="123A5F"/>
-          <w:sz w:val="36"/>
-          <w:szCs w:val="36"/>
-          <w:lang w:val="en-US"/>
-        </w:rPr>
-        <w:t>– eCRF</w:t>
-      </w:r>
+      <w:del w:id="1000" w:author="Janou De Buyser" w:date="2026-10-25T10:00:00Z">
+        <w:r>
+          <w:rPr>
+            <w:b/>
+            <w:bCs/>
+            <w:color w:val="123A5F"/>
+            <w:sz w:val="36"/>
+            <w:szCs w:val="36"/>
+            <w:lang w:val="en-US"/>
+          </w:rPr>
+          <w:delText xml:space="preserve">Process evaluation: </w:delText>
+        </w:r>
+      </w:del>
+      <w:del w:id="1001" w:author="Janou De Buyser" w:date="2026-10-25T10:00:00Z">
+        <w:r>
+          <w:rPr>
+            <w:b/>
+            <w:bCs/>
+            <w:color w:val="123A5F"/>
+            <w:sz w:val="36"/>
+            <w:szCs w:val="36"/>
+            <w:lang w:val="en-US"/>
+          </w:rPr>
+          <w:delText xml:space="preserve">Structured diary </w:delText>
+        </w:r>
+      </w:del>
+      <w:del w:id="1002" w:author="Janou De Buyser" w:date="2026-10-25T10:00:00Z">
+        <w:r>
+          <w:rPr>
+            <w:b/>
+            <w:bCs/>
+            <w:color w:val="123A5F"/>
+            <w:sz w:val="36"/>
+            <w:szCs w:val="36"/>
+            <w:lang w:val="en-US"/>
+          </w:rPr>
+          <w:delText>THERAPIST</w:delText>
+        </w:r>
+      </w:del>
+      <w:del w:id="1003" w:author="Janou De Buyser" w:date="2026-10-25T10:00:00Z">
+        <w:r>
+          <w:rPr>
+            <w:b/>
+            <w:bCs/>
+            <w:color w:val="123A5F"/>
+            <w:sz w:val="36"/>
+            <w:szCs w:val="36"/>
+            <w:lang w:val="en-US"/>
+          </w:rPr>
+          <w:delText>– eCRF</w:delText>
+        </w:r>
+      </w:del>
     </w:p>
     <w:p>
       <w:pPr>
@@ -220,6 +229,62 @@
         </w:rPr>
         <w:tab/>
       </w:r>
+    </w:p>
+    <w:p>
+      <w:pPr>
+        <w:rPr>
+          <w:ins w:id="1005" w:author="Janou De Buyser" w:date="2026-10-25T10:00:00Z"/>
+          <w:rFonts w:cstheme="minorHAnsi"/>
+          <w:sz w:val="24"/>
+          <w:szCs w:val="24"/>
+          <w:lang w:val="nl-NL"/>
+        </w:rPr>
+      </w:pPr>
+      <w:ins w:id="1006" w:author="Janou De Buyser" w:date="2026-10-25T10:00:00Z">
+        <w:r>
+          <w:rPr>
+            <w:rFonts w:cstheme="minorHAnsi"/>
+            <w:color w:val="24303B"/>
+            <w:sz w:val="24"/>
+            <w:szCs w:val="24"/>
+            <w:lang w:val="nl-NL"/>
+          </w:rPr>
+          <w:t xml:space="preserve">Datum van invullen:  ______ / ______ / ______</w:t>
+        </w:r>
+      </w:ins>
+    </w:p>
+    <w:p>
+      <w:pPr>
+        <w:rPr>
+          <w:ins w:id="1007" w:author="Janou De Buyser" w:date="2026-10-25T10:00:00Z"/>
+          <w:rFonts w:cstheme="minorHAnsi"/>
+          <w:sz w:val="24"/>
+          <w:szCs w:val="24"/>
+          <w:lang w:val="nl-NL"/>
+        </w:rPr>
+      </w:pPr>
+      <w:ins w:id="1008" w:author="Janou De Buyser" w:date="2026-10-25T10:00:00Z">
+        <w:commentRangeStart w:id="0"/>
+        <w:r>
+          <w:rPr>
+            <w:i/>
+            <w:iCs/>
+            <w:rFonts w:cstheme="minorHAnsi"/>
+            <w:color w:val="24303B"/>
+            <w:sz w:val="24"/>
+            <w:szCs w:val="24"/>
+            <w:lang w:val="nl-NL"/>
+          </w:rPr>
+          <w:t xml:space="preserve">Dit dagboek vullen de zorgverleners in die de PARADISE-interventie geven (podoloog, verpleegkundige of pedorthist), na elke PARADISE-sessie (eCRF 39). Het studieteam zet de antwoorden over in REDCap. Hoe lang elke consultatie duurt, staat apart op eCRF 49.</w:t>
+        </w:r>
+        <w:commentRangeEnd w:id="0"/>
+        <w:r>
+          <w:rPr>
+            <w:rStyle w:val="CommentReference"/>
+          </w:rPr>
+          <w:commentReference w:id="0"/>
+        </w:r>
+      </w:ins>
     </w:p>
     <w:p>
       <w:pPr>
@@ -233,164 +298,211 @@
           <w:lang/>
         </w:rPr>
       </w:pPr>
-      <w:r>
+      <w:del w:id="1009" w:author="Janou De Buyser" w:date="2026-10-25T10:00:00Z">
+        <w:r>
+          <w:rPr>
+            <w:b/>
+            <w:bCs/>
+            <w:color w:val="123A5F"/>
+            <w:sz w:val="26"/>
+            <w:szCs w:val="26"/>
+          </w:rPr>
+          <w:delText xml:space="preserve">1B. Resources </w:delText>
+        </w:r>
+      </w:del>
+      <w:del w:id="1010" w:author="Janou De Buyser" w:date="2026-10-25T10:00:00Z">
+        <w:r>
+          <w:rPr>
+            <w:b/>
+            <w:bCs/>
+            <w:color w:val="123A5F"/>
+            <w:sz w:val="24"/>
+            <w:szCs w:val="24"/>
+          </w:rPr>
+          <w:delText>(</w:delText>
+        </w:r>
+      </w:del>
+      <w:del w:id="1011" w:author="Janou De Buyser" w:date="2026-10-25T10:00:00Z">
+        <w:r>
+          <w:rPr>
+            <w:b/>
+            <w:bCs/>
+            <w:color w:val="123A5F"/>
+            <w:sz w:val="24"/>
+            <w:szCs w:val="24"/>
+            <w:u w:val="single"/>
+          </w:rPr>
+          <w:delText>structured diary</w:delText>
+        </w:r>
+      </w:del>
+      <w:del w:id="1012" w:author="Janou De Buyser" w:date="2026-10-25T10:00:00Z">
+        <w:r>
+          <w:rPr>
+            <w:b/>
+            <w:bCs/>
+            <w:color w:val="123A5F"/>
+            <w:sz w:val="24"/>
+            <w:szCs w:val="24"/>
+            <w:u w:val="single"/>
+          </w:rPr>
+          <w:delText xml:space="preserve"> HP</w:delText>
+        </w:r>
+      </w:del>
+      <w:del w:id="1013" w:author="Janou De Buyser" w:date="2026-10-25T10:00:00Z">
+        <w:r>
+          <w:rPr>
+            <w:b/>
+            <w:bCs/>
+            <w:color w:val="123A5F"/>
+            <w:sz w:val="24"/>
+            <w:szCs w:val="24"/>
+            <w:u w:val="single"/>
+          </w:rPr>
+          <w:delText>)</w:delText>
+        </w:r>
+      </w:del>
+      <w:ins w:id="1014" w:author="Janou De Buyser" w:date="2026-10-25T10:00:00Z">
+        <w:r>
+          <w:rPr>
+            <w:b/>
+            <w:bCs/>
+            <w:color w:val="123A5F"/>
+            <w:sz w:val="26"/>
+            <w:szCs w:val="26"/>
+          </w:rPr>
+          <w:t xml:space="preserve">1B. Tijdsinvestering</w:t>
+        </w:r>
+      </w:ins>
+    </w:p>
+    <w:p>
+      <w:pPr>
+        <w:rPr>
+          <w:rFonts w:cstheme="minorHAnsi"/>
+          <w:sz w:val="24"/>
+          <w:szCs w:val="24"/>
+          <w:lang w:val="nl-NL"/>
+        </w:rPr>
+      </w:pPr>
+      <w:r>
+        <w:rPr>
+          <w:rFonts w:cstheme="minorHAnsi"/>
+          <w:color w:val="24303B"/>
+          <w:sz w:val="24"/>
+          <w:szCs w:val="24"/>
+          <w:lang w:val="nl-NL"/>
+        </w:rPr>
+        <w:t xml:space="preserve">We gaan nu inzoomen op de tijd die de interventie vraagt in </w:t>
+      </w:r>
+      <w:r>
+        <w:rPr>
+          <w:rFonts w:cstheme="minorHAnsi"/>
+          <w:color w:val="24303B"/>
+          <w:sz w:val="24"/>
+          <w:szCs w:val="24"/>
+          <w:lang w:val="nl-NL"/>
+        </w:rPr>
+        <w:t xml:space="preserve">de dagelijkse praktijk van de voetkliniek. </w:t>
+      </w:r>
+    </w:p>
+    <w:p>
+      <w:pPr>
+        <w:jc w:val="both"/>
         <w:rPr>
           <w:b/>
           <w:bCs/>
-          <w:color w:val="123A5F"/>
-          <w:sz w:val="26"/>
-          <w:szCs w:val="26"/>
-        </w:rPr>
-        <w:t xml:space="preserve">1B. Resources </w:t>
-      </w:r>
-      <w:r>
-        <w:rPr>
-          <w:b/>
-          <w:bCs/>
-          <w:color w:val="123A5F"/>
-          <w:sz w:val="24"/>
-          <w:szCs w:val="24"/>
-        </w:rPr>
-        <w:t>(</w:t>
-      </w:r>
-      <w:r>
-        <w:rPr>
-          <w:b/>
-          <w:bCs/>
-          <w:color w:val="123A5F"/>
-          <w:sz w:val="24"/>
-          <w:szCs w:val="24"/>
-          <w:u w:val="single"/>
-        </w:rPr>
-        <w:t>structured diary</w:t>
-      </w:r>
-      <w:r>
-        <w:rPr>
-          <w:b/>
-          <w:bCs/>
-          <w:color w:val="123A5F"/>
-          <w:sz w:val="24"/>
-          <w:szCs w:val="24"/>
-          <w:u w:val="single"/>
-        </w:rPr>
-        <w:t xml:space="preserve"> HP</w:t>
-      </w:r>
-      <w:r>
-        <w:rPr>
-          <w:b/>
-          <w:bCs/>
-          <w:color w:val="123A5F"/>
-          <w:sz w:val="24"/>
-          <w:szCs w:val="24"/>
-          <w:u w:val="single"/>
-        </w:rPr>
-        <w:t>)</w:t>
-      </w:r>
-    </w:p>
-    <w:p>
-      <w:pPr>
-        <w:rPr>
-          <w:rFonts w:cstheme="minorHAnsi"/>
-          <w:sz w:val="24"/>
-          <w:szCs w:val="24"/>
-          <w:lang w:val="nl-NL"/>
-        </w:rPr>
-      </w:pPr>
-      <w:r>
-        <w:rPr>
-          <w:rFonts w:cstheme="minorHAnsi"/>
-          <w:color w:val="24303B"/>
-          <w:sz w:val="24"/>
-          <w:szCs w:val="24"/>
-          <w:lang w:val="nl-NL"/>
-        </w:rPr>
-        <w:t xml:space="preserve">We gaan nu inzoomen op de tijd die de interventie vraagt in </w:t>
-      </w:r>
-      <w:r>
-        <w:rPr>
-          <w:rFonts w:cstheme="minorHAnsi"/>
-          <w:color w:val="24303B"/>
-          <w:sz w:val="24"/>
-          <w:szCs w:val="24"/>
-          <w:lang w:val="nl-NL"/>
-        </w:rPr>
-        <w:t xml:space="preserve">de dagelijkse praktijk van de voetkliniek. </w:t>
-      </w:r>
-    </w:p>
-    <w:p>
-      <w:pPr>
-        <w:jc w:val="both"/>
-        <w:rPr>
-          <w:b/>
-          <w:bCs/>
-          <w:sz w:val="24"/>
-          <w:szCs w:val="24"/>
-        </w:rPr>
-      </w:pPr>
-      <w:r>
-        <w:rPr>
-          <w:b/>
-          <w:bCs/>
-          <w:color w:val="123A5F"/>
-          <w:sz w:val="24"/>
-          <w:szCs w:val="24"/>
-          <w:highlight w:val="lightGray"/>
-        </w:rPr>
-        <w:t>I1: Time spent on optimal care</w:t>
-      </w:r>
-      <w:r>
-        <w:rPr>
-          <w:b/>
-          <w:bCs/>
-          <w:color w:val="123A5F"/>
-          <w:sz w:val="24"/>
-          <w:szCs w:val="24"/>
-        </w:rPr>
-        <w:t xml:space="preserve"> </w:t>
-      </w:r>
-      <w:r>
-        <w:rPr>
-          <w:b/>
-          <w:bCs/>
-          <w:color w:val="123A5F"/>
-          <w:sz w:val="24"/>
-          <w:szCs w:val="24"/>
-        </w:rPr>
-        <w:t>(</w:t>
-      </w:r>
-      <w:r>
-        <w:rPr>
-          <w:b/>
-          <w:bCs/>
-          <w:color w:val="123A5F"/>
-          <w:sz w:val="24"/>
-          <w:szCs w:val="24"/>
-          <w:u w:val="single"/>
-        </w:rPr>
-        <w:t>structured diary</w:t>
-      </w:r>
-      <w:r>
-        <w:rPr>
-          <w:b/>
-          <w:bCs/>
-          <w:color w:val="123A5F"/>
-          <w:sz w:val="24"/>
-          <w:szCs w:val="24"/>
-          <w:u w:val="single"/>
-        </w:rPr>
-        <w:t xml:space="preserve"> HP</w:t>
-      </w:r>
-      <w:r>
-        <w:rPr>
-          <w:b/>
-          <w:bCs/>
-          <w:color w:val="123A5F"/>
-          <w:sz w:val="24"/>
-          <w:szCs w:val="24"/>
-          <w:u w:val="single"/>
-        </w:rPr>
-        <w:t>)</w:t>
-      </w:r>
+          <w:sz w:val="24"/>
+          <w:szCs w:val="24"/>
+        </w:rPr>
+      </w:pPr>
+      <w:del w:id="1015" w:author="Janou De Buyser" w:date="2026-10-25T10:00:00Z">
+        <w:r>
+          <w:rPr>
+            <w:b/>
+            <w:bCs/>
+            <w:color w:val="123A5F"/>
+            <w:sz w:val="24"/>
+            <w:szCs w:val="24"/>
+            <w:highlight w:val="lightGray"/>
+          </w:rPr>
+          <w:delText>I1: Time spent on optimal care</w:delText>
+        </w:r>
+      </w:del>
+      <w:del w:id="1016" w:author="Janou De Buyser" w:date="2026-10-25T10:00:00Z">
+        <w:r>
+          <w:rPr>
+            <w:b/>
+            <w:bCs/>
+            <w:color w:val="123A5F"/>
+            <w:sz w:val="24"/>
+            <w:szCs w:val="24"/>
+          </w:rPr>
+          <w:delText xml:space="preserve"> </w:delText>
+        </w:r>
+      </w:del>
+      <w:del w:id="1017" w:author="Janou De Buyser" w:date="2026-10-25T10:00:00Z">
+        <w:r>
+          <w:rPr>
+            <w:b/>
+            <w:bCs/>
+            <w:color w:val="123A5F"/>
+            <w:sz w:val="24"/>
+            <w:szCs w:val="24"/>
+          </w:rPr>
+          <w:delText>(</w:delText>
+        </w:r>
+      </w:del>
+      <w:del w:id="1018" w:author="Janou De Buyser" w:date="2026-10-25T10:00:00Z">
+        <w:r>
+          <w:rPr>
+            <w:b/>
+            <w:bCs/>
+            <w:color w:val="123A5F"/>
+            <w:sz w:val="24"/>
+            <w:szCs w:val="24"/>
+            <w:u w:val="single"/>
+          </w:rPr>
+          <w:delText>structured diary</w:delText>
+        </w:r>
+      </w:del>
+      <w:del w:id="1019" w:author="Janou De Buyser" w:date="2026-10-25T10:00:00Z">
+        <w:r>
+          <w:rPr>
+            <w:b/>
+            <w:bCs/>
+            <w:color w:val="123A5F"/>
+            <w:sz w:val="24"/>
+            <w:szCs w:val="24"/>
+            <w:u w:val="single"/>
+          </w:rPr>
+          <w:delText xml:space="preserve"> HP</w:delText>
+        </w:r>
+      </w:del>
+      <w:del w:id="1020" w:author="Janou De Buyser" w:date="2026-10-25T10:00:00Z">
+        <w:r>
+          <w:rPr>
+            <w:b/>
+            <w:bCs/>
+            <w:color w:val="123A5F"/>
+            <w:sz w:val="24"/>
+            <w:szCs w:val="24"/>
+            <w:u w:val="single"/>
+          </w:rPr>
+          <w:delText>)</w:delText>
+        </w:r>
+      </w:del>
+      <w:ins w:id="1021" w:author="Janou De Buyser" w:date="2026-10-25T10:00:00Z">
+        <w:r>
+          <w:rPr>
+            <w:b/>
+            <w:bCs/>
+            <w:color w:val="123A5F"/>
+            <w:sz w:val="24"/>
+            <w:szCs w:val="24"/>
+            <w:highlight w:val="lightGray"/>
+          </w:rPr>
+          <w:t xml:space="preserve">I1. Tijd besteed aan Optimal Care</w:t>
+        </w:r>
+      </w:ins>
     </w:p>
     <w:p>
       <w:pPr>
@@ -452,6 +564,30 @@
       <w:pPr>
         <w:ind w:left="720"/>
         <w:rPr>
+          <w:ins w:id="1095" w:author="Janou De Buyser" w:date="2026-10-25T10:00:00Z"/>
+          <w:rFonts w:cstheme="minorHAnsi"/>
+          <w:sz w:val="24"/>
+          <w:szCs w:val="24"/>
+          <w:lang/>
+        </w:rPr>
+      </w:pPr>
+      <w:ins w:id="1096" w:author="Janou De Buyser" w:date="2026-10-25T10:00:00Z">
+        <w:r>
+          <w:rPr>
+            <w:rFonts w:cstheme="minorHAnsi"/>
+            <w:color w:val="24303B"/>
+            <w:sz w:val="24"/>
+            <w:szCs w:val="24"/>
+            <w:lang/>
+          </w:rPr>
+          <w:t xml:space="preserve">Per sessie:  ______ minuten      Volledig traject:  ______ uur</w:t>
+        </w:r>
+      </w:ins>
+    </w:p>
+    <w:p>
+      <w:pPr>
+        <w:ind w:left="720"/>
+        <w:rPr>
           <w:rFonts w:cstheme="minorHAnsi"/>
           <w:sz w:val="24"/>
           <w:szCs w:val="24"/>
@@ -551,93 +687,122 @@
           <w:szCs w:val="24"/>
         </w:rPr>
       </w:pPr>
-      <w:r>
-        <w:rPr>
-          <w:b/>
-          <w:bCs/>
-          <w:color w:val="123A5F"/>
-          <w:sz w:val="24"/>
-          <w:szCs w:val="24"/>
-          <w:highlight w:val="lightGray"/>
-        </w:rPr>
-        <w:t xml:space="preserve">I2: Time spent by healthcare professionals on preparation of optimal </w:t>
-      </w:r>
+      <w:del w:id="1022" w:author="Janou De Buyser" w:date="2026-10-25T10:00:00Z">
+        <w:r>
+          <w:rPr>
+            <w:b/>
+            <w:bCs/>
+            <w:color w:val="123A5F"/>
+            <w:sz w:val="24"/>
+            <w:szCs w:val="24"/>
+            <w:highlight w:val="lightGray"/>
+          </w:rPr>
+          <w:delText xml:space="preserve">I2: Time spent by healthcare professionals on preparation of optimal </w:delText>
+        </w:r>
+      </w:del>
       <w:proofErr w:type="gramStart"/>
-      <w:r>
-        <w:rPr>
-          <w:b/>
-          <w:bCs/>
-          <w:color w:val="123A5F"/>
-          <w:sz w:val="24"/>
-          <w:szCs w:val="24"/>
-          <w:highlight w:val="lightGray"/>
-        </w:rPr>
-        <w:t>care</w:t>
-      </w:r>
-      <w:r>
-        <w:rPr>
-          <w:b/>
-          <w:bCs/>
-          <w:color w:val="123A5F"/>
-          <w:sz w:val="24"/>
-          <w:szCs w:val="24"/>
-        </w:rPr>
-        <w:t xml:space="preserve"> </w:t>
-      </w:r>
-      <w:r>
-        <w:rPr>
-          <w:b/>
-          <w:bCs/>
-          <w:color w:val="123A5F"/>
-          <w:sz w:val="24"/>
-          <w:szCs w:val="24"/>
-        </w:rPr>
-        <w:t xml:space="preserve"> </w:t>
-      </w:r>
-      <w:r>
-        <w:rPr>
-          <w:b/>
-          <w:bCs/>
-          <w:color w:val="123A5F"/>
-          <w:sz w:val="24"/>
-          <w:szCs w:val="24"/>
-        </w:rPr>
-        <w:t>(</w:t>
-      </w:r>
+      <w:del w:id="1023" w:author="Janou De Buyser" w:date="2026-10-25T10:00:00Z">
+        <w:r>
+          <w:rPr>
+            <w:b/>
+            <w:bCs/>
+            <w:color w:val="123A5F"/>
+            <w:sz w:val="24"/>
+            <w:szCs w:val="24"/>
+            <w:highlight w:val="lightGray"/>
+          </w:rPr>
+          <w:delText>care</w:delText>
+        </w:r>
+      </w:del>
+      <w:del w:id="1024" w:author="Janou De Buyser" w:date="2026-10-25T10:00:00Z">
+        <w:r>
+          <w:rPr>
+            <w:b/>
+            <w:bCs/>
+            <w:color w:val="123A5F"/>
+            <w:sz w:val="24"/>
+            <w:szCs w:val="24"/>
+          </w:rPr>
+          <w:delText xml:space="preserve"> </w:delText>
+        </w:r>
+      </w:del>
+      <w:del w:id="1025" w:author="Janou De Buyser" w:date="2026-10-25T10:00:00Z">
+        <w:r>
+          <w:rPr>
+            <w:b/>
+            <w:bCs/>
+            <w:color w:val="123A5F"/>
+            <w:sz w:val="24"/>
+            <w:szCs w:val="24"/>
+          </w:rPr>
+          <w:delText xml:space="preserve"> </w:delText>
+        </w:r>
+      </w:del>
+      <w:del w:id="1026" w:author="Janou De Buyser" w:date="2026-10-25T10:00:00Z">
+        <w:r>
+          <w:rPr>
+            <w:b/>
+            <w:bCs/>
+            <w:color w:val="123A5F"/>
+            <w:sz w:val="24"/>
+            <w:szCs w:val="24"/>
+          </w:rPr>
+          <w:delText>(</w:delText>
+        </w:r>
+      </w:del>
       <w:proofErr w:type="gramEnd"/>
-      <w:r>
-        <w:rPr>
-          <w:b/>
-          <w:bCs/>
-          <w:color w:val="123A5F"/>
-          <w:sz w:val="24"/>
-          <w:szCs w:val="24"/>
-          <w:u w:val="single"/>
-        </w:rPr>
-        <w:t>structured diary</w:t>
-      </w:r>
-      <w:r>
-        <w:rPr>
-          <w:b/>
-          <w:bCs/>
-          <w:color w:val="123A5F"/>
-          <w:sz w:val="24"/>
-          <w:szCs w:val="24"/>
-          <w:u w:val="single"/>
-        </w:rPr>
-        <w:t xml:space="preserve"> HP</w:t>
-      </w:r>
-      <w:r>
-        <w:rPr>
-          <w:b/>
-          <w:bCs/>
-          <w:color w:val="123A5F"/>
-          <w:sz w:val="24"/>
-          <w:szCs w:val="24"/>
-          <w:u w:val="single"/>
-        </w:rPr>
-        <w:t>)</w:t>
-      </w:r>
+      <w:del w:id="1027" w:author="Janou De Buyser" w:date="2026-10-25T10:00:00Z">
+        <w:r>
+          <w:rPr>
+            <w:b/>
+            <w:bCs/>
+            <w:color w:val="123A5F"/>
+            <w:sz w:val="24"/>
+            <w:szCs w:val="24"/>
+            <w:u w:val="single"/>
+          </w:rPr>
+          <w:delText>structured diary</w:delText>
+        </w:r>
+      </w:del>
+      <w:del w:id="1028" w:author="Janou De Buyser" w:date="2026-10-25T10:00:00Z">
+        <w:r>
+          <w:rPr>
+            <w:b/>
+            <w:bCs/>
+            <w:color w:val="123A5F"/>
+            <w:sz w:val="24"/>
+            <w:szCs w:val="24"/>
+            <w:u w:val="single"/>
+          </w:rPr>
+          <w:delText xml:space="preserve"> HP</w:delText>
+        </w:r>
+      </w:del>
+      <w:del w:id="1029" w:author="Janou De Buyser" w:date="2026-10-25T10:00:00Z">
+        <w:r>
+          <w:rPr>
+            <w:b/>
+            <w:bCs/>
+            <w:color w:val="123A5F"/>
+            <w:sz w:val="24"/>
+            <w:szCs w:val="24"/>
+            <w:u w:val="single"/>
+          </w:rPr>
+          <w:delText>)</w:delText>
+        </w:r>
+      </w:del>
+      <w:ins w:id="1030" w:author="Janou De Buyser" w:date="2026-10-25T10:00:00Z">
+        <w:r>
+          <w:rPr>
+            <w:b/>
+            <w:bCs/>
+            <w:color w:val="123A5F"/>
+            <w:sz w:val="24"/>
+            <w:szCs w:val="24"/>
+            <w:highlight w:val="lightGray"/>
+          </w:rPr>
+          <w:t xml:space="preserve">I2. Tijd voor de voorbereiding van Optimal Care</w:t>
+        </w:r>
+      </w:ins>
     </w:p>
     <w:p>
       <w:pPr>
@@ -668,6 +833,30 @@
       <w:pPr>
         <w:ind w:left="720"/>
         <w:rPr>
+          <w:ins w:id="1097" w:author="Janou De Buyser" w:date="2026-10-25T10:00:00Z"/>
+          <w:rFonts w:cstheme="minorHAnsi"/>
+          <w:sz w:val="24"/>
+          <w:szCs w:val="24"/>
+          <w:lang/>
+        </w:rPr>
+      </w:pPr>
+      <w:ins w:id="1098" w:author="Janou De Buyser" w:date="2026-10-25T10:00:00Z">
+        <w:r>
+          <w:rPr>
+            <w:rFonts w:cstheme="minorHAnsi"/>
+            <w:color w:val="24303B"/>
+            <w:sz w:val="24"/>
+            <w:szCs w:val="24"/>
+            <w:lang/>
+          </w:rPr>
+          <w:t xml:space="preserve">______ minuten</w:t>
+        </w:r>
+      </w:ins>
+    </w:p>
+    <w:p>
+      <w:pPr>
+        <w:ind w:left="720"/>
+        <w:rPr>
           <w:rFonts w:cstheme="minorHAnsi"/>
           <w:sz w:val="24"/>
           <w:szCs w:val="24"/>
@@ -830,70 +1019,95 @@
           <w:lang/>
         </w:rPr>
       </w:pPr>
-      <w:r>
-        <w:rPr>
-          <w:b/>
-          <w:bCs/>
-          <w:color w:val="123A5F"/>
-          <w:sz w:val="24"/>
-          <w:szCs w:val="24"/>
-          <w:highlight w:val="lightGray"/>
-        </w:rPr>
-        <w:t>I3: Time spent by healthcare professionals on delivery of the optimal care</w:t>
-      </w:r>
-      <w:r>
-        <w:rPr>
-          <w:b/>
-          <w:bCs/>
-          <w:color w:val="123A5F"/>
-          <w:sz w:val="24"/>
-          <w:szCs w:val="24"/>
-        </w:rPr>
-        <w:t xml:space="preserve"> </w:t>
-      </w:r>
-      <w:r>
-        <w:rPr>
-          <w:b/>
-          <w:bCs/>
-          <w:color w:val="123A5F"/>
-          <w:sz w:val="24"/>
-          <w:szCs w:val="24"/>
-        </w:rPr>
-        <w:t>(</w:t>
-      </w:r>
-      <w:r>
-        <w:rPr>
-          <w:b/>
-          <w:bCs/>
-          <w:color w:val="123A5F"/>
-          <w:sz w:val="24"/>
-          <w:szCs w:val="24"/>
-          <w:u w:val="single"/>
-        </w:rPr>
-        <w:t>structured diary</w:t>
-      </w:r>
-      <w:r>
-        <w:rPr>
-          <w:b/>
-          <w:bCs/>
-          <w:color w:val="123A5F"/>
-          <w:sz w:val="24"/>
-          <w:szCs w:val="24"/>
-          <w:u w:val="single"/>
-        </w:rPr>
-        <w:t xml:space="preserve"> HP</w:t>
-      </w:r>
-      <w:r>
-        <w:rPr>
-          <w:b/>
-          <w:bCs/>
-          <w:color w:val="123A5F"/>
-          <w:sz w:val="24"/>
-          <w:szCs w:val="24"/>
-          <w:u w:val="single"/>
-        </w:rPr>
-        <w:t>)</w:t>
-      </w:r>
+      <w:del w:id="1031" w:author="Janou De Buyser" w:date="2026-10-25T10:00:00Z">
+        <w:r>
+          <w:rPr>
+            <w:b/>
+            <w:bCs/>
+            <w:color w:val="123A5F"/>
+            <w:sz w:val="24"/>
+            <w:szCs w:val="24"/>
+            <w:highlight w:val="lightGray"/>
+          </w:rPr>
+          <w:delText>I3: Time spent by healthcare professionals on delivery of the optimal care</w:delText>
+        </w:r>
+      </w:del>
+      <w:del w:id="1032" w:author="Janou De Buyser" w:date="2026-10-25T10:00:00Z">
+        <w:r>
+          <w:rPr>
+            <w:b/>
+            <w:bCs/>
+            <w:color w:val="123A5F"/>
+            <w:sz w:val="24"/>
+            <w:szCs w:val="24"/>
+          </w:rPr>
+          <w:delText xml:space="preserve"> </w:delText>
+        </w:r>
+      </w:del>
+      <w:del w:id="1033" w:author="Janou De Buyser" w:date="2026-10-25T10:00:00Z">
+        <w:r>
+          <w:rPr>
+            <w:b/>
+            <w:bCs/>
+            <w:color w:val="123A5F"/>
+            <w:sz w:val="24"/>
+            <w:szCs w:val="24"/>
+          </w:rPr>
+          <w:delText>(</w:delText>
+        </w:r>
+      </w:del>
+      <w:del w:id="1034" w:author="Janou De Buyser" w:date="2026-10-25T10:00:00Z">
+        <w:r>
+          <w:rPr>
+            <w:b/>
+            <w:bCs/>
+            <w:color w:val="123A5F"/>
+            <w:sz w:val="24"/>
+            <w:szCs w:val="24"/>
+            <w:u w:val="single"/>
+          </w:rPr>
+          <w:delText>structured diary</w:delText>
+        </w:r>
+      </w:del>
+      <w:del w:id="1035" w:author="Janou De Buyser" w:date="2026-10-25T10:00:00Z">
+        <w:r>
+          <w:rPr>
+            <w:b/>
+            <w:bCs/>
+            <w:color w:val="123A5F"/>
+            <w:sz w:val="24"/>
+            <w:szCs w:val="24"/>
+            <w:u w:val="single"/>
+          </w:rPr>
+          <w:delText xml:space="preserve"> HP</w:delText>
+        </w:r>
+      </w:del>
+      <w:del w:id="1036" w:author="Janou De Buyser" w:date="2026-10-25T10:00:00Z">
+        <w:r>
+          <w:rPr>
+            <w:b/>
+            <w:bCs/>
+            <w:color w:val="123A5F"/>
+            <w:sz w:val="24"/>
+            <w:szCs w:val="24"/>
+            <w:u w:val="single"/>
+          </w:rPr>
+          <w:delText>)</w:delText>
+        </w:r>
+      </w:del>
+      <w:ins w:id="1037" w:author="Janou De Buyser" w:date="2026-10-25T10:00:00Z">
+        <w:r>
+          <w:rPr>
+            <w:b/>
+            <w:bCs/>
+            <w:color w:val="123A5F"/>
+            <w:sz w:val="24"/>
+            <w:szCs w:val="24"/>
+            <w:highlight w:val="lightGray"/>
+          </w:rPr>
+          <w:t xml:space="preserve">I3. Tijd voor de uitvoering van Optimal Care</w:t>
+        </w:r>
+      </w:ins>
     </w:p>
     <w:p>
       <w:pPr>
@@ -925,6 +1139,30 @@
       <w:pPr>
         <w:ind w:left="720"/>
         <w:rPr>
+          <w:ins w:id="1099" w:author="Janou De Buyser" w:date="2026-10-25T10:00:00Z"/>
+          <w:rFonts w:cstheme="minorHAnsi"/>
+          <w:sz w:val="24"/>
+          <w:szCs w:val="24"/>
+          <w:lang/>
+        </w:rPr>
+      </w:pPr>
+      <w:ins w:id="1100" w:author="Janou De Buyser" w:date="2026-10-25T10:00:00Z">
+        <w:r>
+          <w:rPr>
+            <w:rFonts w:cstheme="minorHAnsi"/>
+            <w:color w:val="24303B"/>
+            <w:sz w:val="24"/>
+            <w:szCs w:val="24"/>
+            <w:lang/>
+          </w:rPr>
+          <w:t xml:space="preserve">______ minuten</w:t>
+        </w:r>
+      </w:ins>
+    </w:p>
+    <w:p>
+      <w:pPr>
+        <w:ind w:left="720"/>
+        <w:rPr>
           <w:rFonts w:cstheme="minorHAnsi"/>
           <w:sz w:val="24"/>
           <w:szCs w:val="24"/>
@@ -951,6 +1189,30 @@
         </w:rPr>
         <w:t xml:space="preserve">Hoe lang duurt een typische sessie? </w:t>
       </w:r>
+    </w:p>
+    <w:p>
+      <w:pPr>
+        <w:ind w:left="720"/>
+        <w:rPr>
+          <w:ins w:id="1101" w:author="Janou De Buyser" w:date="2026-10-25T10:00:00Z"/>
+          <w:rFonts w:cstheme="minorHAnsi"/>
+          <w:sz w:val="24"/>
+          <w:szCs w:val="24"/>
+          <w:lang/>
+        </w:rPr>
+      </w:pPr>
+      <w:ins w:id="1102" w:author="Janou De Buyser" w:date="2026-10-25T10:00:00Z">
+        <w:r>
+          <w:rPr>
+            <w:rFonts w:cstheme="minorHAnsi"/>
+            <w:color w:val="24303B"/>
+            <w:sz w:val="24"/>
+            <w:szCs w:val="24"/>
+            <w:lang/>
+          </w:rPr>
+          <w:t xml:space="preserve">______ minuten</w:t>
+        </w:r>
+      </w:ins>
     </w:p>
     <w:p>
       <w:pPr>
@@ -1135,6 +1397,30 @@
           <w:lang w:val="nl-BE"/>
         </w:rPr>
       </w:pPr>
+      <w:del w:id="1105" w:author="Janou De Buyser" w:date="2026-10-25T10:00:00Z">
+        <w:r>
+          <w:rPr>
+            <w:rFonts w:cstheme="minorHAnsi"/>
+            <w:color w:val="24303B"/>
+            <w:sz w:val="24"/>
+            <w:szCs w:val="24"/>
+            <w:lang w:val="nl-BE"/>
+          </w:rPr>
+          <w:delText xml:space="preserve">Hoe is je</w:delText>
+        </w:r>
+      </w:del>
+      <w:ins w:id="1106" w:author="Janou De Buyser" w:date="2026-10-25T10:00:00Z">
+        <w:r>
+          <w:rPr>
+            <w:rFonts w:cstheme="minorHAnsi"/>
+            <w:color w:val="24303B"/>
+            <w:sz w:val="24"/>
+            <w:szCs w:val="24"/>
+            <w:lang w:val="nl-BE"/>
+          </w:rPr>
+          <w:t xml:space="preserve">Hoe is uw</w:t>
+        </w:r>
+      </w:ins>
       <w:r>
         <w:rPr>
           <w:rFonts w:cstheme="minorHAnsi"/>
@@ -1143,7 +1429,7 @@
           <w:szCs w:val="24"/>
           <w:lang w:val="nl-BE"/>
         </w:rPr>
-        <w:t>Hoe is je voorbereidingstijd geëvolueerd doorheen het geven van de sessies?</w:t>
+        <w:t xml:space="preserve"> voorbereidingstijd geëvolueerd doorheen het geven van de sessies?</w:t>
       </w:r>
     </w:p>
     <w:p>
@@ -1161,6 +1447,30 @@
           <w:lang w:val="nl-BE"/>
         </w:rPr>
       </w:pPr>
+      <w:del w:id="1107" w:author="Janou De Buyser" w:date="2026-10-25T10:00:00Z">
+        <w:r>
+          <w:rPr>
+            <w:rFonts w:cstheme="minorHAnsi"/>
+            <w:color w:val="24303B"/>
+            <w:sz w:val="24"/>
+            <w:szCs w:val="24"/>
+            <w:lang w:val="nl-BE"/>
+          </w:rPr>
+          <w:delText xml:space="preserve">Hoe zou je de verhouding tijdsbesteding</w:delText>
+        </w:r>
+      </w:del>
+      <w:ins w:id="1108" w:author="Janou De Buyser" w:date="2026-10-25T10:00:00Z">
+        <w:r>
+          <w:rPr>
+            <w:rFonts w:cstheme="minorHAnsi"/>
+            <w:color w:val="24303B"/>
+            <w:sz w:val="24"/>
+            <w:szCs w:val="24"/>
+            <w:lang w:val="nl-BE"/>
+          </w:rPr>
+          <w:t xml:space="preserve">Hoe zou u de verhouding tussen tijdsbesteding</w:t>
+        </w:r>
+      </w:ins>
       <w:r>
         <w:rPr>
           <w:rFonts w:cstheme="minorHAnsi"/>
@@ -1169,7 +1479,41 @@
           <w:szCs w:val="24"/>
           <w:lang w:val="nl-BE"/>
         </w:rPr>
-        <w:t>Hoe zou je de verhouding tijdsbesteding en positieve factoren van de studietherapiesessies weergeven? Hoe zouden wij ervoor kunnen zorgen dat de positieve factoren meer doorwegen?</w:t>
+        <w:t xml:space="preserve"> en positieve factoren van de </w:t>
+      </w:r>
+      <w:del w:id="1109" w:author="Janou De Buyser" w:date="2026-10-25T10:00:00Z">
+        <w:r>
+          <w:rPr>
+            <w:rFonts w:cstheme="minorHAnsi"/>
+            <w:color w:val="24303B"/>
+            <w:sz w:val="24"/>
+            <w:szCs w:val="24"/>
+            <w:lang w:val="nl-BE"/>
+          </w:rPr>
+          <w:delText xml:space="preserve">studietherapiesessies</w:delText>
+        </w:r>
+      </w:del>
+      <w:ins w:id="1110" w:author="Janou De Buyser" w:date="2026-10-25T10:00:00Z">
+        <w:r>
+          <w:rPr>
+            <w:rFonts w:cstheme="minorHAnsi"/>
+            <w:color w:val="24303B"/>
+            <w:sz w:val="24"/>
+            <w:szCs w:val="24"/>
+            <w:lang w:val="nl-BE"/>
+          </w:rPr>
+          <w:t xml:space="preserve">studiesessies</w:t>
+        </w:r>
+      </w:ins>
+      <w:r>
+        <w:rPr>
+          <w:rFonts w:cstheme="minorHAnsi"/>
+          <w:color w:val="24303B"/>
+          <w:sz w:val="24"/>
+          <w:szCs w:val="24"/>
+          <w:lang w:val="nl-BE"/>
+        </w:rPr>
+        <w:t xml:space="preserve"> weergeven? Hoe zouden wij ervoor kunnen zorgen dat de positieve factoren meer doorwegen?</w:t>
       </w:r>
     </w:p>
     <w:p>
@@ -1180,131 +1524,188 @@
           <w:szCs w:val="26"/>
         </w:rPr>
       </w:pPr>
-      <w:r>
+      <w:del w:id="1038" w:author="Janou De Buyser" w:date="2026-10-25T10:00:00Z">
+        <w:r>
+          <w:rPr>
+            <w:b/>
+            <w:bCs/>
+            <w:color w:val="0070C0"/>
+            <w:sz w:val="26"/>
+            <w:szCs w:val="26"/>
+          </w:rPr>
+          <w:delText>2. What is delivered (</w:delText>
+        </w:r>
+      </w:del>
+      <w:del w:id="1039" w:author="Janou De Buyser" w:date="2026-10-25T10:00:00Z">
+        <w:r>
+          <w:rPr>
+            <w:i/>
+            <w:iCs/>
+            <w:color w:val="0070C0"/>
+            <w:sz w:val="26"/>
+            <w:szCs w:val="26"/>
+          </w:rPr>
+          <w:delText>the quantity and quality of what is delivered)</w:delText>
+        </w:r>
+      </w:del>
+      <w:ins w:id="1040" w:author="Janou De Buyser" w:date="2026-10-25T10:00:00Z">
+        <w:r>
+          <w:rPr>
+            <w:b/>
+            <w:bCs/>
+            <w:color w:val="0070C0"/>
+            <w:sz w:val="26"/>
+            <w:szCs w:val="26"/>
+          </w:rPr>
+          <w:t xml:space="preserve">2. Wat wordt er geleverd (hoeveelheid en kwaliteit)</w:t>
+        </w:r>
+      </w:ins>
+    </w:p>
+    <w:p>
+      <w:pPr>
+        <w:rPr>
+          <w:color w:val="0070C0"/>
+          <w:sz w:val="24"/>
+          <w:szCs w:val="24"/>
+        </w:rPr>
+      </w:pPr>
+      <w:del w:id="1041" w:author="Janou De Buyser" w:date="2026-10-25T10:00:00Z">
+        <w:r>
+          <w:rPr>
+            <w:b/>
+            <w:bCs/>
+            <w:color w:val="123A5F"/>
+            <w:sz w:val="24"/>
+            <w:szCs w:val="24"/>
+          </w:rPr>
+          <w:delText>2A. Dose</w:delText>
+        </w:r>
+      </w:del>
+      <w:del w:id="1042" w:author="Janou De Buyser" w:date="2026-10-25T10:00:00Z">
+        <w:r>
+          <w:rPr>
+            <w:color w:val="0070C0"/>
+            <w:sz w:val="24"/>
+            <w:szCs w:val="24"/>
+          </w:rPr>
+          <w:delText xml:space="preserve"> </w:delText>
+        </w:r>
+      </w:del>
+      <w:ins w:id="1043" w:author="Janou De Buyser" w:date="2026-10-25T10:00:00Z">
+        <w:r>
+          <w:rPr>
+            <w:b/>
+            <w:bCs/>
+            <w:color w:val="123A5F"/>
+            <w:sz w:val="24"/>
+            <w:szCs w:val="24"/>
+          </w:rPr>
+          <w:t xml:space="preserve">2A. Dosis</w:t>
+        </w:r>
+      </w:ins>
+    </w:p>
+    <w:p>
+      <w:pPr>
+        <w:jc w:val="both"/>
         <w:rPr>
           <w:b/>
           <w:bCs/>
-          <w:color w:val="0070C0"/>
-          <w:sz w:val="26"/>
-          <w:szCs w:val="26"/>
-        </w:rPr>
-        <w:t>2. What is delivered (</w:t>
-      </w:r>
-      <w:r>
-        <w:rPr>
-          <w:i/>
-          <w:iCs/>
-          <w:color w:val="0070C0"/>
-          <w:sz w:val="26"/>
-          <w:szCs w:val="26"/>
-        </w:rPr>
-        <w:t>the quantity and quality of what is delivered)</w:t>
-      </w:r>
-    </w:p>
-    <w:p>
-      <w:pPr>
-        <w:rPr>
-          <w:color w:val="0070C0"/>
-          <w:sz w:val="24"/>
-          <w:szCs w:val="24"/>
-        </w:rPr>
-      </w:pPr>
-      <w:r>
-        <w:rPr>
-          <w:b/>
-          <w:bCs/>
-          <w:color w:val="123A5F"/>
-          <w:sz w:val="24"/>
-          <w:szCs w:val="24"/>
-        </w:rPr>
-        <w:t>2A. Dose</w:t>
-      </w:r>
-      <w:r>
-        <w:rPr>
-          <w:color w:val="0070C0"/>
-          <w:sz w:val="24"/>
-          <w:szCs w:val="24"/>
-        </w:rPr>
-        <w:t xml:space="preserve"> </w:t>
-      </w:r>
-    </w:p>
-    <w:p>
-      <w:pPr>
-        <w:jc w:val="both"/>
-        <w:rPr>
-          <w:b/>
-          <w:bCs/>
-        </w:rPr>
-      </w:pPr>
-      <w:r>
-        <w:rPr>
-          <w:b/>
-          <w:bCs/>
-          <w:color w:val="123A5F"/>
-          <w:highlight w:val="lightGray"/>
-        </w:rPr>
-        <w:t xml:space="preserve">I1: number of optimal </w:t>
-      </w:r>
+        </w:rPr>
+      </w:pPr>
+      <w:del w:id="1044" w:author="Janou De Buyser" w:date="2026-10-25T10:00:00Z">
+        <w:r>
+          <w:rPr>
+            <w:b/>
+            <w:bCs/>
+            <w:color w:val="123A5F"/>
+            <w:highlight w:val="lightGray"/>
+          </w:rPr>
+          <w:delText xml:space="preserve">I1: number of optimal </w:delText>
+        </w:r>
+      </w:del>
       <w:proofErr w:type="gramStart"/>
-      <w:r>
-        <w:rPr>
-          <w:b/>
-          <w:bCs/>
-          <w:color w:val="123A5F"/>
-          <w:highlight w:val="lightGray"/>
-        </w:rPr>
-        <w:t>care</w:t>
-      </w:r>
+      <w:del w:id="1045" w:author="Janou De Buyser" w:date="2026-10-25T10:00:00Z">
+        <w:r>
+          <w:rPr>
+            <w:b/>
+            <w:bCs/>
+            <w:color w:val="123A5F"/>
+            <w:highlight w:val="lightGray"/>
+          </w:rPr>
+          <w:delText>care</w:delText>
+        </w:r>
+      </w:del>
       <w:proofErr w:type="gramEnd"/>
-      <w:r>
-        <w:rPr>
-          <w:b/>
-          <w:bCs/>
-          <w:color w:val="123A5F"/>
-          <w:highlight w:val="lightGray"/>
-        </w:rPr>
-        <w:t>, incl. all parts of the intervention, sessions held per patient</w:t>
-      </w:r>
-      <w:r>
-        <w:rPr>
-          <w:b/>
-          <w:bCs/>
-          <w:color w:val="123A5F"/>
-        </w:rPr>
-        <w:t xml:space="preserve"> </w:t>
-      </w:r>
-      <w:r>
-        <w:rPr>
-          <w:b/>
-          <w:bCs/>
-          <w:color w:val="123A5F"/>
-          <w:sz w:val="24"/>
-          <w:szCs w:val="24"/>
-        </w:rPr>
-        <w:t>(</w:t>
-      </w:r>
-      <w:r>
-        <w:rPr>
-          <w:b/>
-          <w:bCs/>
-          <w:color w:val="123A5F"/>
-          <w:sz w:val="24"/>
-          <w:szCs w:val="24"/>
-          <w:u w:val="single"/>
-        </w:rPr>
-        <w:t>structured diary</w:t>
-      </w:r>
-      <w:r>
-        <w:rPr>
-          <w:b/>
-          <w:bCs/>
-          <w:color w:val="123A5F"/>
-          <w:sz w:val="24"/>
-          <w:szCs w:val="24"/>
-          <w:u w:val="single"/>
-        </w:rPr>
-        <w:t xml:space="preserve"> HP+ videotapes)</w:t>
-      </w:r>
+      <w:del w:id="1046" w:author="Janou De Buyser" w:date="2026-10-25T10:00:00Z">
+        <w:r>
+          <w:rPr>
+            <w:b/>
+            <w:bCs/>
+            <w:color w:val="123A5F"/>
+            <w:highlight w:val="lightGray"/>
+          </w:rPr>
+          <w:delText>, incl. all parts of the intervention, sessions held per patient</w:delText>
+        </w:r>
+      </w:del>
+      <w:del w:id="1047" w:author="Janou De Buyser" w:date="2026-10-25T10:00:00Z">
+        <w:r>
+          <w:rPr>
+            <w:b/>
+            <w:bCs/>
+            <w:color w:val="123A5F"/>
+          </w:rPr>
+          <w:delText xml:space="preserve"> </w:delText>
+        </w:r>
+      </w:del>
+      <w:del w:id="1048" w:author="Janou De Buyser" w:date="2026-10-25T10:00:00Z">
+        <w:r>
+          <w:rPr>
+            <w:b/>
+            <w:bCs/>
+            <w:color w:val="123A5F"/>
+            <w:sz w:val="24"/>
+            <w:szCs w:val="24"/>
+          </w:rPr>
+          <w:delText>(</w:delText>
+        </w:r>
+      </w:del>
+      <w:del w:id="1049" w:author="Janou De Buyser" w:date="2026-10-25T10:00:00Z">
+        <w:r>
+          <w:rPr>
+            <w:b/>
+            <w:bCs/>
+            <w:color w:val="123A5F"/>
+            <w:sz w:val="24"/>
+            <w:szCs w:val="24"/>
+            <w:u w:val="single"/>
+          </w:rPr>
+          <w:delText>structured diary</w:delText>
+        </w:r>
+      </w:del>
+      <w:del w:id="1050" w:author="Janou De Buyser" w:date="2026-10-25T10:00:00Z">
+        <w:r>
+          <w:rPr>
+            <w:b/>
+            <w:bCs/>
+            <w:color w:val="123A5F"/>
+            <w:sz w:val="24"/>
+            <w:szCs w:val="24"/>
+            <w:u w:val="single"/>
+          </w:rPr>
+          <w:delText xml:space="preserve"> HP+ videotapes)</w:delText>
+        </w:r>
+      </w:del>
+      <w:ins w:id="1051" w:author="Janou De Buyser" w:date="2026-10-25T10:00:00Z">
+        <w:r>
+          <w:rPr>
+            <w:b/>
+            <w:bCs/>
+            <w:color w:val="123A5F"/>
+            <w:highlight w:val="lightGray"/>
+          </w:rPr>
+          <w:t xml:space="preserve">I1. Aantal sessies per patiënt</w:t>
+        </w:r>
+      </w:ins>
     </w:p>
     <w:p>
       <w:pPr>
@@ -1355,6 +1756,30 @@
       <w:pPr>
         <w:ind w:left="720"/>
         <w:rPr>
+          <w:ins w:id="1103" w:author="Janou De Buyser" w:date="2026-10-25T10:00:00Z"/>
+          <w:rFonts w:cstheme="minorHAnsi"/>
+          <w:sz w:val="24"/>
+          <w:szCs w:val="24"/>
+          <w:lang/>
+        </w:rPr>
+      </w:pPr>
+      <w:ins w:id="1104" w:author="Janou De Buyser" w:date="2026-10-25T10:00:00Z">
+        <w:r>
+          <w:rPr>
+            <w:rFonts w:cstheme="minorHAnsi"/>
+            <w:color w:val="24303B"/>
+            <w:sz w:val="24"/>
+            <w:szCs w:val="24"/>
+            <w:lang/>
+          </w:rPr>
+          <w:t xml:space="preserve">______ sessies</w:t>
+        </w:r>
+      </w:ins>
+    </w:p>
+    <w:p>
+      <w:pPr>
+        <w:ind w:left="720"/>
+        <w:rPr>
           <w:rFonts w:cstheme="minorHAnsi"/>
           <w:sz w:val="24"/>
           <w:szCs w:val="24"/>
@@ -1909,259 +2334,373 @@
           <w:lang/>
         </w:rPr>
       </w:pPr>
-      <w:r>
-        <w:rPr>
+      <w:del w:id="1052" w:author="Janou De Buyser" w:date="2026-10-25T10:00:00Z">
+        <w:r>
+          <w:rPr>
+            <w:b/>
+            <w:bCs/>
+            <w:color w:val="0070C0"/>
+            <w:sz w:val="24"/>
+            <w:szCs w:val="24"/>
+          </w:rPr>
+          <w:delText>2C. Fidelity</w:delText>
+        </w:r>
+      </w:del>
+      <w:del w:id="1053" w:author="Janou De Buyser" w:date="2026-10-25T10:00:00Z">
+        <w:r>
+          <w:rPr>
+            <w:color w:val="0070C0"/>
+            <w:sz w:val="24"/>
+            <w:szCs w:val="24"/>
+          </w:rPr>
+          <w:delText xml:space="preserve"> </w:delText>
+        </w:r>
+      </w:del>
+      <w:del w:id="1054" w:author="Janou De Buyser" w:date="2026-10-25T10:00:00Z">
+        <w:r>
+          <w:rPr>
+            <w:i/>
+            <w:color w:val="0070C0"/>
+            <w:sz w:val="24"/>
+            <w:szCs w:val="24"/>
+          </w:rPr>
+          <w:delText>(consistency of what is implemented with the planned intervention)</w:delText>
+        </w:r>
+      </w:del>
+      <w:ins w:id="1055" w:author="Janou De Buyser" w:date="2026-10-25T10:00:00Z">
+        <w:r>
+          <w:rPr>
+            <w:b/>
+            <w:bCs/>
+            <w:color w:val="0070C0"/>
+            <w:sz w:val="24"/>
+            <w:szCs w:val="24"/>
+          </w:rPr>
+          <w:t xml:space="preserve">2C. Fideliteit (overeenstemming met de geplande interventie)</w:t>
+        </w:r>
+      </w:ins>
+    </w:p>
+    <w:p>
+      <w:pPr>
+        <w:jc w:val="both"/>
+        <w:rPr>
+          <w:b/>
+          <w:bCs/>
+        </w:rPr>
+      </w:pPr>
+      <w:del w:id="1056" w:author="Janou De Buyser" w:date="2026-10-25T10:00:00Z">
+        <w:r>
+          <w:rPr>
+            <w:b/>
+            <w:bCs/>
+            <w:color w:val="123A5F"/>
+          </w:rPr>
+          <w:delText>(e) activities delivered as intended:</w:delText>
+        </w:r>
+      </w:del>
+      <w:del w:id="1057" w:author="Janou De Buyser" w:date="2026-10-25T10:00:00Z">
+        <w:r>
+          <w:rPr>
+            <w:b/>
+            <w:bCs/>
+            <w:color w:val="123A5F"/>
+          </w:rPr>
+          <w:delText xml:space="preserve"> </w:delText>
+        </w:r>
+      </w:del>
+      <w:del w:id="1058" w:author="Janou De Buyser" w:date="2026-10-25T10:00:00Z">
+        <w:r>
+          <w:rPr>
+            <w:b/>
+            <w:bCs/>
+            <w:color w:val="123A5F"/>
+            <w:sz w:val="24"/>
+            <w:szCs w:val="24"/>
+          </w:rPr>
+          <w:delText>(</w:delText>
+        </w:r>
+      </w:del>
+      <w:del w:id="1059" w:author="Janou De Buyser" w:date="2026-10-25T10:00:00Z">
+        <w:r>
+          <w:rPr>
+            <w:b/>
+            <w:bCs/>
+            <w:color w:val="123A5F"/>
+            <w:sz w:val="24"/>
+            <w:szCs w:val="24"/>
+            <w:u w:val="single"/>
+          </w:rPr>
+          <w:delText>structured diary</w:delText>
+        </w:r>
+      </w:del>
+      <w:del w:id="1060" w:author="Janou De Buyser" w:date="2026-10-25T10:00:00Z">
+        <w:r>
+          <w:rPr>
+            <w:b/>
+            <w:bCs/>
+            <w:color w:val="123A5F"/>
+            <w:sz w:val="24"/>
+            <w:szCs w:val="24"/>
+            <w:u w:val="single"/>
+          </w:rPr>
+          <w:delText xml:space="preserve"> – eCRF)</w:delText>
+        </w:r>
+      </w:del>
+      <w:ins w:id="1061" w:author="Janou De Buyser" w:date="2026-10-25T10:00:00Z">
+        <w:r>
+          <w:rPr>
+            <w:b/>
+            <w:bCs/>
+            <w:color w:val="123A5F"/>
+          </w:rPr>
+          <w:t xml:space="preserve">(e) Activiteiten uitgevoerd zoals bedoeld</w:t>
+        </w:r>
+      </w:ins>
+    </w:p>
+    <w:p>
+      <w:pPr>
+        <w:jc w:val="both"/>
+        <w:rPr>
+          <w:highlight w:val="lightGray"/>
+        </w:rPr>
+      </w:pPr>
+      <w:del w:id="1062" w:author="Janou De Buyser" w:date="2026-10-25T10:00:00Z">
+        <w:r>
+          <w:rPr>
+            <w:color w:val="24303B"/>
+            <w:highlight w:val="lightGray"/>
+          </w:rPr>
+          <w:delText>I1: number of activities delivered as intended</w:delText>
+        </w:r>
+      </w:del>
+      <w:ins w:id="1063" w:author="Janou De Buyser" w:date="2026-10-25T10:00:00Z">
+        <w:r>
+          <w:rPr>
+            <w:color w:val="24303B"/>
+            <w:highlight w:val="lightGray"/>
+          </w:rPr>
+          <w:t xml:space="preserve">I1. Aantal activiteiten uitgevoerd zoals bedoeld:  ______</w:t>
+        </w:r>
+      </w:ins>
+    </w:p>
+    <w:p>
+      <w:pPr>
+        <w:jc w:val="both"/>
+        <w:rPr>
+          <w:highlight w:val="lightGray"/>
+        </w:rPr>
+      </w:pPr>
+      <w:del w:id="1064" w:author="Janou De Buyser" w:date="2026-10-25T10:00:00Z">
+        <w:r>
+          <w:rPr>
+            <w:color w:val="24303B"/>
+            <w:highlight w:val="lightGray"/>
+          </w:rPr>
+          <w:delText>I2: order of intervention activities delivered as planned</w:delText>
+        </w:r>
+      </w:del>
+      <w:ins w:id="1065" w:author="Janou De Buyser" w:date="2026-10-25T10:00:00Z">
+        <w:r>
+          <w:rPr>
+            <w:color w:val="24303B"/>
+            <w:highlight w:val="lightGray"/>
+          </w:rPr>
+          <w:t xml:space="preserve">I2. Werden de activiteiten in de geplande volgorde uitgevoerd?   ☐ Ja   ☐ Nee</w:t>
+        </w:r>
+      </w:ins>
+    </w:p>
+    <w:p>
+      <w:pPr>
+        <w:jc w:val="both"/>
+        <w:rPr>
+          <w:b/>
+          <w:bCs/>
+          <w:highlight w:val="lightGray"/>
+        </w:rPr>
+      </w:pPr>
+      <w:del w:id="1066" w:author="Janou De Buyser" w:date="2026-10-25T10:00:00Z">
+        <w:r>
+          <w:rPr>
+            <w:b/>
+            <w:bCs/>
+            <w:color w:val="123A5F"/>
+            <w:highlight w:val="lightGray"/>
+          </w:rPr>
+          <w:delText>(f) content of PARADISE sessions delivered as intended</w:delText>
+        </w:r>
+      </w:del>
+      <w:del w:id="1067" w:author="Janou De Buyser" w:date="2026-10-25T10:00:00Z">
+        <w:r>
+          <w:rPr>
+            <w:b/>
+            <w:bCs/>
+            <w:color w:val="123A5F"/>
+            <w:highlight w:val="lightGray"/>
+          </w:rPr>
+          <w:delText xml:space="preserve"> </w:delText>
+        </w:r>
+      </w:del>
+      <w:del w:id="1068" w:author="Janou De Buyser" w:date="2026-10-25T10:00:00Z">
+        <w:r>
+          <w:rPr>
+            <w:b/>
+            <w:bCs/>
+            <w:color w:val="123A5F"/>
+            <w:sz w:val="24"/>
+            <w:szCs w:val="24"/>
+          </w:rPr>
+          <w:delText>(</w:delText>
+        </w:r>
+      </w:del>
+      <w:del w:id="1069" w:author="Janou De Buyser" w:date="2026-10-25T10:00:00Z">
+        <w:r>
+          <w:rPr>
+            <w:b/>
+            <w:bCs/>
+            <w:color w:val="123A5F"/>
+            <w:sz w:val="24"/>
+            <w:szCs w:val="24"/>
+            <w:u w:val="single"/>
+          </w:rPr>
+          <w:delText>videotape – eCRF)</w:delText>
+        </w:r>
+      </w:del>
+      <w:ins w:id="1070" w:author="Janou De Buyser" w:date="2026-10-25T10:00:00Z">
+        <w:r>
+          <w:rPr>
+            <w:b/>
+            <w:bCs/>
+            <w:color w:val="123A5F"/>
+            <w:highlight w:val="lightGray"/>
+          </w:rPr>
+          <w:t xml:space="preserve">(f) Inhoud van de PARADISE-sessies uitgevoerd zoals bedoeld (in te vullen door het studieteam, uit de opnames)</w:t>
+        </w:r>
+      </w:ins>
+    </w:p>
+    <w:p>
+      <w:pPr>
+        <w:rPr>
+          <w:rFonts w:cstheme="minorHAnsi"/>
+          <w:b/>
+          <w:bCs/>
+          <w:lang/>
+        </w:rPr>
+      </w:pPr>
+      <w:del w:id="1071" w:author="Janou De Buyser" w:date="2026-10-25T10:00:00Z">
+        <w:r>
+          <w:rPr>
+            <w:color w:val="24303B"/>
+            <w:highlight w:val="lightGray"/>
+          </w:rPr>
+          <w:delText xml:space="preserve"> I1: number of PARADISE sessions in which </w:delText>
+        </w:r>
+      </w:del>
+      <w:del w:id="1072" w:author="Janou De Buyser" w:date="2026-10-25T10:00:00Z">
+        <w:r>
+          <w:rPr>
+            <w:i/>
+            <w:iCs/>
+            <w:color w:val="24303B"/>
+            <w:highlight w:val="lightGray"/>
+          </w:rPr>
+          <w:delText xml:space="preserve">(all, half, less than half) </w:delText>
+        </w:r>
+      </w:del>
+      <w:del w:id="1073" w:author="Janou De Buyser" w:date="2026-10-25T10:00:00Z">
+        <w:r>
+          <w:rPr>
+            <w:color w:val="24303B"/>
+            <w:highlight w:val="lightGray"/>
+          </w:rPr>
+          <w:delText>of the monitorings/education were performed</w:delText>
+        </w:r>
+      </w:del>
+      <w:ins w:id="1074" w:author="Janou De Buyser" w:date="2026-10-25T10:00:00Z">
+        <w:r>
+          <w:rPr>
+            <w:color w:val="24303B"/>
+            <w:highlight w:val="lightGray"/>
+          </w:rPr>
+          <w:t xml:space="preserve">I1. Aantal sessies waarin alle monitoring en educatie werd uitgevoerd:  ______    de helft:  ______    minder dan de helft:  ______</w:t>
+        </w:r>
+      </w:ins>
+    </w:p>
+    <w:p>
+      <w:pPr>
+        <w:rPr>
+          <w:lang/>
+        </w:rPr>
+      </w:pPr>
+    </w:p>
+    <w:p>
+      <w:pPr>
+        <w:rPr>
+          <w:rFonts w:cstheme="minorHAnsi"/>
           <w:b/>
           <w:bCs/>
           <w:color w:val="0070C0"/>
-          <w:sz w:val="24"/>
-          <w:szCs w:val="24"/>
-        </w:rPr>
-        <w:t>2C. Fidelity</w:t>
-      </w:r>
-      <w:r>
-        <w:rPr>
-          <w:color w:val="0070C0"/>
-          <w:sz w:val="24"/>
-          <w:szCs w:val="24"/>
-        </w:rPr>
-        <w:t xml:space="preserve"> </w:t>
-      </w:r>
-      <w:r>
-        <w:rPr>
-          <w:i/>
-          <w:color w:val="0070C0"/>
-          <w:sz w:val="24"/>
-          <w:szCs w:val="24"/>
-        </w:rPr>
-        <w:t>(consistency of what is implemented with the planned intervention)</w:t>
-      </w:r>
-    </w:p>
-    <w:p>
-      <w:pPr>
-        <w:jc w:val="both"/>
-        <w:rPr>
-          <w:b/>
-          <w:bCs/>
-        </w:rPr>
-      </w:pPr>
-      <w:r>
-        <w:rPr>
-          <w:b/>
-          <w:bCs/>
-          <w:color w:val="123A5F"/>
-        </w:rPr>
-        <w:t>(e) activities delivered as intended:</w:t>
-      </w:r>
-      <w:r>
-        <w:rPr>
-          <w:b/>
-          <w:bCs/>
-          <w:color w:val="123A5F"/>
-        </w:rPr>
-        <w:t xml:space="preserve"> </w:t>
-      </w:r>
-      <w:r>
-        <w:rPr>
-          <w:b/>
-          <w:bCs/>
-          <w:color w:val="123A5F"/>
-          <w:sz w:val="24"/>
-          <w:szCs w:val="24"/>
-        </w:rPr>
-        <w:t>(</w:t>
-      </w:r>
-      <w:r>
-        <w:rPr>
-          <w:b/>
-          <w:bCs/>
-          <w:color w:val="123A5F"/>
-          <w:sz w:val="24"/>
-          <w:szCs w:val="24"/>
-          <w:u w:val="single"/>
-        </w:rPr>
-        <w:t>structured diary</w:t>
-      </w:r>
-      <w:r>
-        <w:rPr>
-          <w:b/>
-          <w:bCs/>
-          <w:color w:val="123A5F"/>
-          <w:sz w:val="24"/>
-          <w:szCs w:val="24"/>
-          <w:u w:val="single"/>
-        </w:rPr>
-        <w:t xml:space="preserve"> – eCRF)</w:t>
-      </w:r>
-    </w:p>
-    <w:p>
-      <w:pPr>
-        <w:jc w:val="both"/>
-        <w:rPr>
-          <w:highlight w:val="lightGray"/>
-        </w:rPr>
-      </w:pPr>
-      <w:r>
-        <w:rPr>
-          <w:color w:val="24303B"/>
-          <w:highlight w:val="lightGray"/>
-        </w:rPr>
-        <w:t>I1: number of activities delivered as intended</w:t>
-      </w:r>
-    </w:p>
-    <w:p>
-      <w:pPr>
-        <w:jc w:val="both"/>
-        <w:rPr>
-          <w:highlight w:val="lightGray"/>
-        </w:rPr>
-      </w:pPr>
-      <w:r>
-        <w:rPr>
-          <w:color w:val="24303B"/>
-          <w:highlight w:val="lightGray"/>
-        </w:rPr>
-        <w:t>I2: order of intervention activities delivered as planned</w:t>
-      </w:r>
-    </w:p>
-    <w:p>
-      <w:pPr>
-        <w:jc w:val="both"/>
-        <w:rPr>
-          <w:b/>
-          <w:bCs/>
-          <w:highlight w:val="lightGray"/>
-        </w:rPr>
-      </w:pPr>
-      <w:r>
-        <w:rPr>
-          <w:b/>
-          <w:bCs/>
-          <w:color w:val="123A5F"/>
-          <w:highlight w:val="lightGray"/>
-        </w:rPr>
-        <w:t>(f) content of PARADISE sessions delivered as intended</w:t>
-      </w:r>
-      <w:r>
-        <w:rPr>
-          <w:b/>
-          <w:bCs/>
-          <w:color w:val="123A5F"/>
-          <w:highlight w:val="lightGray"/>
-        </w:rPr>
-        <w:t xml:space="preserve"> </w:t>
-      </w:r>
-      <w:r>
-        <w:rPr>
-          <w:b/>
-          <w:bCs/>
-          <w:color w:val="123A5F"/>
-          <w:sz w:val="24"/>
-          <w:szCs w:val="24"/>
-        </w:rPr>
-        <w:t>(</w:t>
-      </w:r>
-      <w:r>
-        <w:rPr>
-          <w:b/>
-          <w:bCs/>
-          <w:color w:val="123A5F"/>
-          <w:sz w:val="24"/>
-          <w:szCs w:val="24"/>
-          <w:u w:val="single"/>
-        </w:rPr>
-        <w:t>videotape – eCRF)</w:t>
-      </w:r>
-    </w:p>
-    <w:p>
-      <w:pPr>
-        <w:rPr>
-          <w:rFonts w:cstheme="minorHAnsi"/>
-          <w:b/>
-          <w:bCs/>
-          <w:lang/>
-        </w:rPr>
-      </w:pPr>
-      <w:r>
-        <w:rPr>
-          <w:color w:val="24303B"/>
-          <w:highlight w:val="lightGray"/>
-        </w:rPr>
-        <w:t xml:space="preserve"> I1: number of PARADISE sessions in which </w:t>
-      </w:r>
-      <w:r>
-        <w:rPr>
-          <w:i/>
-          <w:iCs/>
-          <w:color w:val="24303B"/>
-          <w:highlight w:val="lightGray"/>
-        </w:rPr>
-        <w:t xml:space="preserve">(all, half, less than half) </w:t>
-      </w:r>
-      <w:r>
-        <w:rPr>
-          <w:color w:val="24303B"/>
-          <w:highlight w:val="lightGray"/>
-        </w:rPr>
-        <w:t>of the monitorings/education were performed</w:t>
-      </w:r>
-    </w:p>
-    <w:p>
-      <w:pPr>
-        <w:rPr>
-          <w:lang/>
-        </w:rPr>
-      </w:pPr>
-    </w:p>
-    <w:p>
-      <w:pPr>
-        <w:rPr>
-          <w:rFonts w:cstheme="minorHAnsi"/>
-          <w:b/>
-          <w:bCs/>
-          <w:color w:val="0070C0"/>
-          <w:lang/>
-        </w:rPr>
-      </w:pPr>
-      <w:r>
-        <w:rPr>
-          <w:b/>
-          <w:bCs/>
-          <w:color w:val="0070C0"/>
-          <w:sz w:val="24"/>
-          <w:szCs w:val="24"/>
-        </w:rPr>
-        <w:t xml:space="preserve">2D. Adaptations </w:t>
-      </w:r>
-      <w:r>
-        <w:rPr>
-          <w:i/>
-          <w:color w:val="0070C0"/>
-          <w:sz w:val="24"/>
-          <w:szCs w:val="24"/>
-        </w:rPr>
-        <w:t xml:space="preserve">(alterations made to an intervention </w:t>
-      </w:r>
+          <w:lang/>
+        </w:rPr>
+      </w:pPr>
+      <w:del w:id="1075" w:author="Janou De Buyser" w:date="2026-10-25T10:00:00Z">
+        <w:r>
+          <w:rPr>
+            <w:b/>
+            <w:bCs/>
+            <w:color w:val="0070C0"/>
+            <w:sz w:val="24"/>
+            <w:szCs w:val="24"/>
+          </w:rPr>
+          <w:delText xml:space="preserve">2D. Adaptations </w:delText>
+        </w:r>
+      </w:del>
+      <w:del w:id="1076" w:author="Janou De Buyser" w:date="2026-10-25T10:00:00Z">
+        <w:r>
+          <w:rPr>
+            <w:i/>
+            <w:color w:val="0070C0"/>
+            <w:sz w:val="24"/>
+            <w:szCs w:val="24"/>
+          </w:rPr>
+          <w:delText xml:space="preserve">(alterations made to an intervention </w:delText>
+        </w:r>
+      </w:del>
       <w:proofErr w:type="gramStart"/>
-      <w:r>
-        <w:rPr>
-          <w:i/>
-          <w:color w:val="0070C0"/>
-          <w:sz w:val="24"/>
-          <w:szCs w:val="24"/>
-        </w:rPr>
-        <w:t>in order to</w:t>
-      </w:r>
+      <w:del w:id="1077" w:author="Janou De Buyser" w:date="2026-10-25T10:00:00Z">
+        <w:r>
+          <w:rPr>
+            <w:i/>
+            <w:color w:val="0070C0"/>
+            <w:sz w:val="24"/>
+            <w:szCs w:val="24"/>
+          </w:rPr>
+          <w:delText>in order to</w:delText>
+        </w:r>
+      </w:del>
       <w:proofErr w:type="gramEnd"/>
-      <w:r>
-        <w:rPr>
-          <w:i/>
-          <w:color w:val="0070C0"/>
-          <w:sz w:val="24"/>
-          <w:szCs w:val="24"/>
-        </w:rPr>
-        <w:t xml:space="preserve"> achieve better conceptual fit)</w:t>
-      </w:r>
+      <w:del w:id="1078" w:author="Janou De Buyser" w:date="2026-10-25T10:00:00Z">
+        <w:r>
+          <w:rPr>
+            <w:i/>
+            <w:color w:val="0070C0"/>
+            <w:sz w:val="24"/>
+            <w:szCs w:val="24"/>
+          </w:rPr>
+          <w:delText xml:space="preserve"> achieve better conceptual fit)</w:delText>
+        </w:r>
+      </w:del>
+      <w:ins w:id="1079" w:author="Janou De Buyser" w:date="2026-10-25T10:00:00Z">
+        <w:r>
+          <w:rPr>
+            <w:b/>
+            <w:bCs/>
+            <w:color w:val="0070C0"/>
+            <w:sz w:val="24"/>
+            <w:szCs w:val="24"/>
+          </w:rPr>
+          <w:t xml:space="preserve">2D. Aanpassingen (wijzigingen om de interventie beter te laten aansluiten)</w:t>
+        </w:r>
+      </w:ins>
     </w:p>
     <w:p>
       <w:pPr>
@@ -2175,91 +2714,189 @@
           <w:highlight w:val="lightGray"/>
         </w:rPr>
       </w:pPr>
-      <w:r>
-        <w:rPr>
-          <w:b/>
-          <w:bCs/>
-          <w:color w:val="123A5F"/>
-          <w:sz w:val="24"/>
-          <w:szCs w:val="24"/>
-          <w:highlight w:val="lightGray"/>
-        </w:rPr>
-        <w:t>(g) Type of adaptations made in intervention activities</w:t>
-      </w:r>
-      <w:r>
-        <w:rPr>
-          <w:color w:val="24303B"/>
-          <w:sz w:val="24"/>
-          <w:szCs w:val="24"/>
-          <w:highlight w:val="lightGray"/>
-        </w:rPr>
-        <w:t xml:space="preserve"> </w:t>
-      </w:r>
-      <w:r>
-        <w:rPr>
-          <w:b/>
-          <w:bCs/>
-          <w:color w:val="123A5F"/>
-          <w:sz w:val="24"/>
-          <w:szCs w:val="24"/>
-        </w:rPr>
-        <w:t>(</w:t>
-      </w:r>
-      <w:r>
-        <w:rPr>
-          <w:b/>
-          <w:bCs/>
-          <w:color w:val="123A5F"/>
-          <w:sz w:val="24"/>
-          <w:szCs w:val="24"/>
-          <w:u w:val="single"/>
-        </w:rPr>
-        <w:t>structured diary</w:t>
-      </w:r>
-      <w:r>
-        <w:rPr>
-          <w:b/>
-          <w:bCs/>
-          <w:color w:val="123A5F"/>
-          <w:sz w:val="24"/>
-          <w:szCs w:val="24"/>
-          <w:u w:val="single"/>
-        </w:rPr>
-        <w:t xml:space="preserve"> HP</w:t>
-      </w:r>
-      <w:r>
-        <w:rPr>
-          <w:b/>
-          <w:bCs/>
-          <w:color w:val="123A5F"/>
-          <w:sz w:val="24"/>
-          <w:szCs w:val="24"/>
-          <w:u w:val="single"/>
-        </w:rPr>
-        <w:t>- eCRF + interviews</w:t>
-      </w:r>
-      <w:r>
-        <w:rPr>
-          <w:b/>
-          <w:bCs/>
-          <w:color w:val="123A5F"/>
-          <w:sz w:val="24"/>
-          <w:szCs w:val="24"/>
-          <w:u w:val="single"/>
-        </w:rPr>
-        <w:t xml:space="preserve"> HP</w:t>
-      </w:r>
-      <w:r>
-        <w:rPr>
-          <w:b/>
-          <w:bCs/>
-          <w:color w:val="123A5F"/>
-          <w:sz w:val="24"/>
-          <w:szCs w:val="24"/>
-          <w:u w:val="single"/>
-        </w:rPr>
-        <w:t>- community of practice)</w:t>
-      </w:r>
+      <w:del w:id="1080" w:author="Janou De Buyser" w:date="2026-10-25T10:00:00Z">
+        <w:r>
+          <w:rPr>
+            <w:b/>
+            <w:bCs/>
+            <w:color w:val="123A5F"/>
+            <w:sz w:val="24"/>
+            <w:szCs w:val="24"/>
+            <w:highlight w:val="lightGray"/>
+          </w:rPr>
+          <w:delText>(g) Type of adaptations made in intervention activities</w:delText>
+        </w:r>
+      </w:del>
+      <w:del w:id="1081" w:author="Janou De Buyser" w:date="2026-10-25T10:00:00Z">
+        <w:r>
+          <w:rPr>
+            <w:color w:val="24303B"/>
+            <w:sz w:val="24"/>
+            <w:szCs w:val="24"/>
+            <w:highlight w:val="lightGray"/>
+          </w:rPr>
+          <w:delText xml:space="preserve"> </w:delText>
+        </w:r>
+      </w:del>
+      <w:del w:id="1082" w:author="Janou De Buyser" w:date="2026-10-25T10:00:00Z">
+        <w:r>
+          <w:rPr>
+            <w:b/>
+            <w:bCs/>
+            <w:color w:val="123A5F"/>
+            <w:sz w:val="24"/>
+            <w:szCs w:val="24"/>
+          </w:rPr>
+          <w:delText>(</w:delText>
+        </w:r>
+      </w:del>
+      <w:del w:id="1083" w:author="Janou De Buyser" w:date="2026-10-25T10:00:00Z">
+        <w:r>
+          <w:rPr>
+            <w:b/>
+            <w:bCs/>
+            <w:color w:val="123A5F"/>
+            <w:sz w:val="24"/>
+            <w:szCs w:val="24"/>
+            <w:u w:val="single"/>
+          </w:rPr>
+          <w:delText>structured diary</w:delText>
+        </w:r>
+      </w:del>
+      <w:del w:id="1084" w:author="Janou De Buyser" w:date="2026-10-25T10:00:00Z">
+        <w:r>
+          <w:rPr>
+            <w:b/>
+            <w:bCs/>
+            <w:color w:val="123A5F"/>
+            <w:sz w:val="24"/>
+            <w:szCs w:val="24"/>
+            <w:u w:val="single"/>
+          </w:rPr>
+          <w:delText xml:space="preserve"> HP</w:delText>
+        </w:r>
+      </w:del>
+      <w:del w:id="1085" w:author="Janou De Buyser" w:date="2026-10-25T10:00:00Z">
+        <w:r>
+          <w:rPr>
+            <w:b/>
+            <w:bCs/>
+            <w:color w:val="123A5F"/>
+            <w:sz w:val="24"/>
+            <w:szCs w:val="24"/>
+            <w:u w:val="single"/>
+          </w:rPr>
+          <w:delText>- eCRF + interviews</w:delText>
+        </w:r>
+      </w:del>
+      <w:del w:id="1086" w:author="Janou De Buyser" w:date="2026-10-25T10:00:00Z">
+        <w:r>
+          <w:rPr>
+            <w:b/>
+            <w:bCs/>
+            <w:color w:val="123A5F"/>
+            <w:sz w:val="24"/>
+            <w:szCs w:val="24"/>
+            <w:u w:val="single"/>
+          </w:rPr>
+          <w:delText xml:space="preserve"> HP</w:delText>
+        </w:r>
+      </w:del>
+      <w:del w:id="1087" w:author="Janou De Buyser" w:date="2026-10-25T10:00:00Z">
+        <w:r>
+          <w:rPr>
+            <w:b/>
+            <w:bCs/>
+            <w:color w:val="123A5F"/>
+            <w:sz w:val="24"/>
+            <w:szCs w:val="24"/>
+            <w:u w:val="single"/>
+          </w:rPr>
+          <w:delText>- community of practice)</w:delText>
+        </w:r>
+      </w:del>
+      <w:ins w:id="1088" w:author="Janou De Buyser" w:date="2026-10-25T10:00:00Z">
+        <w:r>
+          <w:rPr>
+            <w:b/>
+            <w:bCs/>
+            <w:color w:val="123A5F"/>
+            <w:sz w:val="24"/>
+            <w:szCs w:val="24"/>
+            <w:highlight w:val="lightGray"/>
+          </w:rPr>
+          <w:t xml:space="preserve">(g) Welke aanpassingen werden aan de interventieactiviteiten gemaakt? Beschrijf wat u aanpaste, bij welke patiënt of sessie, en waarom.</w:t>
+        </w:r>
+      </w:ins>
+    </w:p>
+    <w:p>
+      <w:pPr>
+        <w:rPr>
+          <w:ins w:id="1089" w:author="Janou De Buyser" w:date="2026-10-25T10:00:00Z"/>
+          <w:rFonts w:cstheme="minorHAnsi"/>
+          <w:sz w:val="24"/>
+          <w:szCs w:val="24"/>
+          <w:lang w:val="nl-NL"/>
+        </w:rPr>
+      </w:pPr>
+      <w:ins w:id="1090" w:author="Janou De Buyser" w:date="2026-10-25T10:00:00Z">
+        <w:r>
+          <w:rPr>
+            <w:rFonts w:cstheme="minorHAnsi"/>
+            <w:color w:val="24303B"/>
+            <w:sz w:val="24"/>
+            <w:szCs w:val="24"/>
+            <w:lang w:val="nl-NL"/>
+          </w:rPr>
+          <w:t xml:space="preserve">..............................................................................................................</w:t>
+        </w:r>
+      </w:ins>
+    </w:p>
+    <w:p>
+      <w:pPr>
+        <w:rPr>
+          <w:ins w:id="1091" w:author="Janou De Buyser" w:date="2026-10-25T10:00:00Z"/>
+          <w:rFonts w:cstheme="minorHAnsi"/>
+          <w:sz w:val="24"/>
+          <w:szCs w:val="24"/>
+          <w:lang w:val="nl-NL"/>
+        </w:rPr>
+      </w:pPr>
+      <w:ins w:id="1092" w:author="Janou De Buyser" w:date="2026-10-25T10:00:00Z">
+        <w:r>
+          <w:rPr>
+            <w:rFonts w:cstheme="minorHAnsi"/>
+            <w:color w:val="24303B"/>
+            <w:sz w:val="24"/>
+            <w:szCs w:val="24"/>
+            <w:lang w:val="nl-NL"/>
+          </w:rPr>
+          <w:t xml:space="preserve">..............................................................................................................</w:t>
+        </w:r>
+      </w:ins>
+    </w:p>
+    <w:p>
+      <w:pPr>
+        <w:rPr>
+          <w:ins w:id="1093" w:author="Janou De Buyser" w:date="2026-10-25T10:00:00Z"/>
+          <w:rFonts w:cstheme="minorHAnsi"/>
+          <w:sz w:val="24"/>
+          <w:szCs w:val="24"/>
+          <w:lang w:val="nl-NL"/>
+        </w:rPr>
+      </w:pPr>
+      <w:ins w:id="1094" w:author="Janou De Buyser" w:date="2026-10-25T10:00:00Z">
+        <w:r>
+          <w:rPr>
+            <w:rFonts w:cstheme="minorHAnsi"/>
+            <w:color w:val="24303B"/>
+            <w:sz w:val="24"/>
+            <w:szCs w:val="24"/>
+            <w:lang w:val="nl-NL"/>
+          </w:rPr>
+          <w:t xml:space="preserve">..............................................................................................................</w:t>
+        </w:r>
+      </w:ins>
     </w:p>
     <w:p/>
     <w:sectPr>
@@ -2272,6 +2909,27 @@
     </w:sectPr>
   </w:body>
 </w:document>
+</file>
+
+<file path=word/comments.xml><?xml version="1.0" encoding="utf-8"?>
+<w:comments xmlns:a="http://schemas.openxmlformats.org/drawingml/2006/main" xmlns:pic="http://schemas.openxmlformats.org/drawingml/2006/picture" xmlns:r="http://schemas.openxmlformats.org/officeDocument/2006/relationships" xmlns:w="http://schemas.openxmlformats.org/wordprocessingml/2006/main" xmlns:wp="http://schemas.openxmlformats.org/drawingml/2006/wordprocessingDrawing" xmlns:mc="http://schemas.openxmlformats.org/markup-compatibility/2006" xmlns:a14="http://schemas.microsoft.com/office/drawing/2010/main" xmlns:w14="http://schemas.microsoft.com/office/word/2010/wordml" xmlns:wpc="http://schemas.microsoft.com/office/word/2010/wordprocessingCanvas">
+  <w:comment w:id="0" w:author="Janou De Buyser" w:initials="JDB" w:date="2026-10-25T18:00:02Z">
+    <w:p>
+      <w:pPr>
+        <w:pStyle w:val="CommentText"/>
+      </w:pPr>
+      <w:r>
+        <w:rPr>
+          <w:rStyle w:val="CommentReference"/>
+        </w:rPr>
+        <w:annotationRef/>
+      </w:r>
+      <w:r>
+        <w:t>Volgens eCRF 39 na elke PARADISE-sessie. Twee punten om te bevestigen. (1) Een aantal vragen peilt naar gemiddelden over patiënten heen ("per patiënt", "tussen patiënten"); dat past beter bij een periodieke terugblik. (2) Er staat een deelnemerscode op en in REDCap hangt e40 aan het deelnemersrecord: is het dagboek per deelnemer of per zorgverlener? Zodra dit vastligt, voeg ik antwoordruimte toe.</w:t>
+      </w:r>
+    </w:p>
+  </w:comment>
+</w:comments>
 </file>
 
 <file path=word/endnotes.xml><?xml version="1.0" encoding="utf-8"?>

--- a/(e)CRF/Per protocolnaam/40_Structured Diary Therapist.docx
+++ b/(e)CRF/Per protocolnaam/40_Structured Diary Therapist.docx
@@ -18,7 +18,7 @@
     <w:p>
       <w:pPr>
         <w:rPr>
-          <w:del w:id="1004" w:author="Janou De Buyser" w:date="2026-10-25T10:00:00Z"/>
+          <w:del w:id="1004" w:author="Janou De Buyser" w:date="2026-10-26T10:00:00Z"/>
           <w:b/>
           <w:bCs/>
           <w:color w:val="123A5F"/>
@@ -27,7 +27,7 @@
           <w:lang w:val="en-US"/>
         </w:rPr>
       </w:pPr>
-      <w:del w:id="1000" w:author="Janou De Buyser" w:date="2026-10-25T10:00:00Z">
+      <w:del w:id="1000" w:author="Janou De Buyser" w:date="2026-10-26T10:00:00Z">
         <w:r>
           <w:rPr>
             <w:b/>
@@ -40,7 +40,7 @@
           <w:delText xml:space="preserve">Process evaluation: </w:delText>
         </w:r>
       </w:del>
-      <w:del w:id="1001" w:author="Janou De Buyser" w:date="2026-10-25T10:00:00Z">
+      <w:del w:id="1001" w:author="Janou De Buyser" w:date="2026-10-26T10:00:00Z">
         <w:r>
           <w:rPr>
             <w:b/>
@@ -53,7 +53,7 @@
           <w:delText xml:space="preserve">Structured diary </w:delText>
         </w:r>
       </w:del>
-      <w:del w:id="1002" w:author="Janou De Buyser" w:date="2026-10-25T10:00:00Z">
+      <w:del w:id="1002" w:author="Janou De Buyser" w:date="2026-10-26T10:00:00Z">
         <w:r>
           <w:rPr>
             <w:b/>
@@ -66,7 +66,7 @@
           <w:delText>THERAPIST</w:delText>
         </w:r>
       </w:del>
-      <w:del w:id="1003" w:author="Janou De Buyser" w:date="2026-10-25T10:00:00Z">
+      <w:del w:id="1003" w:author="Janou De Buyser" w:date="2026-10-26T10:00:00Z">
         <w:r>
           <w:rPr>
             <w:b/>
@@ -233,14 +233,14 @@
     <w:p>
       <w:pPr>
         <w:rPr>
-          <w:ins w:id="1005" w:author="Janou De Buyser" w:date="2026-10-25T10:00:00Z"/>
+          <w:ins w:id="1005" w:author="Janou De Buyser" w:date="2026-10-26T10:00:00Z"/>
           <w:rFonts w:cstheme="minorHAnsi"/>
           <w:sz w:val="24"/>
           <w:szCs w:val="24"/>
           <w:lang w:val="nl-NL"/>
         </w:rPr>
       </w:pPr>
-      <w:ins w:id="1006" w:author="Janou De Buyser" w:date="2026-10-25T10:00:00Z">
+      <w:ins w:id="1006" w:author="Janou De Buyser" w:date="2026-10-26T10:00:00Z">
         <w:r>
           <w:rPr>
             <w:rFonts w:cstheme="minorHAnsi"/>
@@ -256,14 +256,14 @@
     <w:p>
       <w:pPr>
         <w:rPr>
-          <w:ins w:id="1007" w:author="Janou De Buyser" w:date="2026-10-25T10:00:00Z"/>
+          <w:ins w:id="1007" w:author="Janou De Buyser" w:date="2026-10-26T10:00:00Z"/>
           <w:rFonts w:cstheme="minorHAnsi"/>
           <w:sz w:val="24"/>
           <w:szCs w:val="24"/>
           <w:lang w:val="nl-NL"/>
         </w:rPr>
       </w:pPr>
-      <w:ins w:id="1008" w:author="Janou De Buyser" w:date="2026-10-25T10:00:00Z">
+      <w:ins w:id="1008" w:author="Janou De Buyser" w:date="2026-10-26T10:00:00Z">
         <w:commentRangeStart w:id="0"/>
         <w:r>
           <w:rPr>
@@ -298,7 +298,7 @@
           <w:lang/>
         </w:rPr>
       </w:pPr>
-      <w:del w:id="1009" w:author="Janou De Buyser" w:date="2026-10-25T10:00:00Z">
+      <w:del w:id="1011" w:author="Janou De Buyser" w:date="2026-10-26T10:00:00Z">
         <w:r>
           <w:rPr>
             <w:b/>
@@ -310,7 +310,7 @@
           <w:delText xml:space="preserve">1B. Resources </w:delText>
         </w:r>
       </w:del>
-      <w:del w:id="1010" w:author="Janou De Buyser" w:date="2026-10-25T10:00:00Z">
+      <w:del w:id="1012" w:author="Janou De Buyser" w:date="2026-10-26T10:00:00Z">
         <w:r>
           <w:rPr>
             <w:b/>
@@ -322,7 +322,7 @@
           <w:delText>(</w:delText>
         </w:r>
       </w:del>
-      <w:del w:id="1011" w:author="Janou De Buyser" w:date="2026-10-25T10:00:00Z">
+      <w:del w:id="1013" w:author="Janou De Buyser" w:date="2026-10-26T10:00:00Z">
         <w:r>
           <w:rPr>
             <w:b/>
@@ -335,7 +335,7 @@
           <w:delText>structured diary</w:delText>
         </w:r>
       </w:del>
-      <w:del w:id="1012" w:author="Janou De Buyser" w:date="2026-10-25T10:00:00Z">
+      <w:del w:id="1014" w:author="Janou De Buyser" w:date="2026-10-26T10:00:00Z">
         <w:r>
           <w:rPr>
             <w:b/>
@@ -348,7 +348,7 @@
           <w:delText xml:space="preserve"> HP</w:delText>
         </w:r>
       </w:del>
-      <w:del w:id="1013" w:author="Janou De Buyser" w:date="2026-10-25T10:00:00Z">
+      <w:del w:id="1015" w:author="Janou De Buyser" w:date="2026-10-26T10:00:00Z">
         <w:r>
           <w:rPr>
             <w:b/>
@@ -361,7 +361,7 @@
           <w:delText>)</w:delText>
         </w:r>
       </w:del>
-      <w:ins w:id="1014" w:author="Janou De Buyser" w:date="2026-10-25T10:00:00Z">
+      <w:ins w:id="1016" w:author="Janou De Buyser" w:date="2026-10-26T10:00:00Z">
         <w:r>
           <w:rPr>
             <w:b/>
@@ -383,6 +383,30 @@
           <w:lang w:val="nl-NL"/>
         </w:rPr>
       </w:pPr>
+      <w:del w:id="1009" w:author="Janou De Buyser" w:date="2026-10-26T10:00:00Z">
+        <w:r>
+          <w:rPr>
+            <w:rFonts w:cstheme="minorHAnsi"/>
+            <w:color w:val="24303B"/>
+            <w:sz w:val="24"/>
+            <w:szCs w:val="24"/>
+            <w:lang w:val="nl-NL"/>
+          </w:rPr>
+          <w:delText xml:space="preserve">We gaan nu inzoomen op</w:delText>
+        </w:r>
+      </w:del>
+      <w:ins w:id="1010" w:author="Janou De Buyser" w:date="2026-10-26T10:00:00Z">
+        <w:r>
+          <w:rPr>
+            <w:rFonts w:cstheme="minorHAnsi"/>
+            <w:color w:val="24303B"/>
+            <w:sz w:val="24"/>
+            <w:szCs w:val="24"/>
+            <w:lang w:val="nl-NL"/>
+          </w:rPr>
+          <w:t xml:space="preserve">Dit deel gaat over</w:t>
+        </w:r>
+      </w:ins>
       <w:r>
         <w:rPr>
           <w:rFonts w:cstheme="minorHAnsi"/>
@@ -391,7 +415,7 @@
           <w:szCs w:val="24"/>
           <w:lang w:val="nl-NL"/>
         </w:rPr>
-        <w:t xml:space="preserve">We gaan nu inzoomen op de tijd die de interventie vraagt in </w:t>
+        <w:t xml:space="preserve"> de tijd die de interventie vraagt in </w:t>
       </w:r>
       <w:r>
         <w:rPr>
@@ -414,7 +438,7 @@
           <w:szCs w:val="24"/>
         </w:rPr>
       </w:pPr>
-      <w:del w:id="1015" w:author="Janou De Buyser" w:date="2026-10-25T10:00:00Z">
+      <w:del w:id="1017" w:author="Janou De Buyser" w:date="2026-10-26T10:00:00Z">
         <w:r>
           <w:rPr>
             <w:b/>
@@ -427,7 +451,7 @@
           <w:delText>I1: Time spent on optimal care</w:delText>
         </w:r>
       </w:del>
-      <w:del w:id="1016" w:author="Janou De Buyser" w:date="2026-10-25T10:00:00Z">
+      <w:del w:id="1018" w:author="Janou De Buyser" w:date="2026-10-26T10:00:00Z">
         <w:r>
           <w:rPr>
             <w:b/>
@@ -439,7 +463,7 @@
           <w:delText xml:space="preserve"> </w:delText>
         </w:r>
       </w:del>
-      <w:del w:id="1017" w:author="Janou De Buyser" w:date="2026-10-25T10:00:00Z">
+      <w:del w:id="1019" w:author="Janou De Buyser" w:date="2026-10-26T10:00:00Z">
         <w:r>
           <w:rPr>
             <w:b/>
@@ -451,7 +475,7 @@
           <w:delText>(</w:delText>
         </w:r>
       </w:del>
-      <w:del w:id="1018" w:author="Janou De Buyser" w:date="2026-10-25T10:00:00Z">
+      <w:del w:id="1020" w:author="Janou De Buyser" w:date="2026-10-26T10:00:00Z">
         <w:r>
           <w:rPr>
             <w:b/>
@@ -464,7 +488,7 @@
           <w:delText>structured diary</w:delText>
         </w:r>
       </w:del>
-      <w:del w:id="1019" w:author="Janou De Buyser" w:date="2026-10-25T10:00:00Z">
+      <w:del w:id="1021" w:author="Janou De Buyser" w:date="2026-10-26T10:00:00Z">
         <w:r>
           <w:rPr>
             <w:b/>
@@ -477,7 +501,7 @@
           <w:delText xml:space="preserve"> HP</w:delText>
         </w:r>
       </w:del>
-      <w:del w:id="1020" w:author="Janou De Buyser" w:date="2026-10-25T10:00:00Z">
+      <w:del w:id="1022" w:author="Janou De Buyser" w:date="2026-10-26T10:00:00Z">
         <w:r>
           <w:rPr>
             <w:b/>
@@ -490,7 +514,7 @@
           <w:delText>)</w:delText>
         </w:r>
       </w:del>
-      <w:ins w:id="1021" w:author="Janou De Buyser" w:date="2026-10-25T10:00:00Z">
+      <w:ins w:id="1023" w:author="Janou De Buyser" w:date="2026-10-26T10:00:00Z">
         <w:r>
           <w:rPr>
             <w:b/>
@@ -564,14 +588,14 @@
       <w:pPr>
         <w:ind w:left="720"/>
         <w:rPr>
-          <w:ins w:id="1095" w:author="Janou De Buyser" w:date="2026-10-25T10:00:00Z"/>
-          <w:rFonts w:cstheme="minorHAnsi"/>
-          <w:sz w:val="24"/>
-          <w:szCs w:val="24"/>
-          <w:lang/>
-        </w:rPr>
-      </w:pPr>
-      <w:ins w:id="1096" w:author="Janou De Buyser" w:date="2026-10-25T10:00:00Z">
+          <w:ins w:id="1097" w:author="Janou De Buyser" w:date="2026-10-26T10:00:00Z"/>
+          <w:rFonts w:cstheme="minorHAnsi"/>
+          <w:sz w:val="24"/>
+          <w:szCs w:val="24"/>
+          <w:lang/>
+        </w:rPr>
+      </w:pPr>
+      <w:ins w:id="1098" w:author="Janou De Buyser" w:date="2026-10-26T10:00:00Z">
         <w:r>
           <w:rPr>
             <w:rFonts w:cstheme="minorHAnsi"/>
@@ -687,7 +711,7 @@
           <w:szCs w:val="24"/>
         </w:rPr>
       </w:pPr>
-      <w:del w:id="1022" w:author="Janou De Buyser" w:date="2026-10-25T10:00:00Z">
+      <w:del w:id="1024" w:author="Janou De Buyser" w:date="2026-10-26T10:00:00Z">
         <w:r>
           <w:rPr>
             <w:b/>
@@ -701,7 +725,7 @@
         </w:r>
       </w:del>
       <w:proofErr w:type="gramStart"/>
-      <w:del w:id="1023" w:author="Janou De Buyser" w:date="2026-10-25T10:00:00Z">
+      <w:del w:id="1025" w:author="Janou De Buyser" w:date="2026-10-26T10:00:00Z">
         <w:r>
           <w:rPr>
             <w:b/>
@@ -714,7 +738,7 @@
           <w:delText>care</w:delText>
         </w:r>
       </w:del>
-      <w:del w:id="1024" w:author="Janou De Buyser" w:date="2026-10-25T10:00:00Z">
+      <w:del w:id="1026" w:author="Janou De Buyser" w:date="2026-10-26T10:00:00Z">
         <w:r>
           <w:rPr>
             <w:b/>
@@ -726,7 +750,7 @@
           <w:delText xml:space="preserve"> </w:delText>
         </w:r>
       </w:del>
-      <w:del w:id="1025" w:author="Janou De Buyser" w:date="2026-10-25T10:00:00Z">
+      <w:del w:id="1027" w:author="Janou De Buyser" w:date="2026-10-26T10:00:00Z">
         <w:r>
           <w:rPr>
             <w:b/>
@@ -738,7 +762,7 @@
           <w:delText xml:space="preserve"> </w:delText>
         </w:r>
       </w:del>
-      <w:del w:id="1026" w:author="Janou De Buyser" w:date="2026-10-25T10:00:00Z">
+      <w:del w:id="1028" w:author="Janou De Buyser" w:date="2026-10-26T10:00:00Z">
         <w:r>
           <w:rPr>
             <w:b/>
@@ -751,7 +775,7 @@
         </w:r>
       </w:del>
       <w:proofErr w:type="gramEnd"/>
-      <w:del w:id="1027" w:author="Janou De Buyser" w:date="2026-10-25T10:00:00Z">
+      <w:del w:id="1029" w:author="Janou De Buyser" w:date="2026-10-26T10:00:00Z">
         <w:r>
           <w:rPr>
             <w:b/>
@@ -764,7 +788,7 @@
           <w:delText>structured diary</w:delText>
         </w:r>
       </w:del>
-      <w:del w:id="1028" w:author="Janou De Buyser" w:date="2026-10-25T10:00:00Z">
+      <w:del w:id="1030" w:author="Janou De Buyser" w:date="2026-10-26T10:00:00Z">
         <w:r>
           <w:rPr>
             <w:b/>
@@ -777,7 +801,7 @@
           <w:delText xml:space="preserve"> HP</w:delText>
         </w:r>
       </w:del>
-      <w:del w:id="1029" w:author="Janou De Buyser" w:date="2026-10-25T10:00:00Z">
+      <w:del w:id="1031" w:author="Janou De Buyser" w:date="2026-10-26T10:00:00Z">
         <w:r>
           <w:rPr>
             <w:b/>
@@ -790,7 +814,7 @@
           <w:delText>)</w:delText>
         </w:r>
       </w:del>
-      <w:ins w:id="1030" w:author="Janou De Buyser" w:date="2026-10-25T10:00:00Z">
+      <w:ins w:id="1032" w:author="Janou De Buyser" w:date="2026-10-26T10:00:00Z">
         <w:r>
           <w:rPr>
             <w:b/>
@@ -833,14 +857,14 @@
       <w:pPr>
         <w:ind w:left="720"/>
         <w:rPr>
-          <w:ins w:id="1097" w:author="Janou De Buyser" w:date="2026-10-25T10:00:00Z"/>
-          <w:rFonts w:cstheme="minorHAnsi"/>
-          <w:sz w:val="24"/>
-          <w:szCs w:val="24"/>
-          <w:lang/>
-        </w:rPr>
-      </w:pPr>
-      <w:ins w:id="1098" w:author="Janou De Buyser" w:date="2026-10-25T10:00:00Z">
+          <w:ins w:id="1099" w:author="Janou De Buyser" w:date="2026-10-26T10:00:00Z"/>
+          <w:rFonts w:cstheme="minorHAnsi"/>
+          <w:sz w:val="24"/>
+          <w:szCs w:val="24"/>
+          <w:lang/>
+        </w:rPr>
+      </w:pPr>
+      <w:ins w:id="1100" w:author="Janou De Buyser" w:date="2026-10-26T10:00:00Z">
         <w:r>
           <w:rPr>
             <w:rFonts w:cstheme="minorHAnsi"/>
@@ -1019,7 +1043,7 @@
           <w:lang/>
         </w:rPr>
       </w:pPr>
-      <w:del w:id="1031" w:author="Janou De Buyser" w:date="2026-10-25T10:00:00Z">
+      <w:del w:id="1033" w:author="Janou De Buyser" w:date="2026-10-26T10:00:00Z">
         <w:r>
           <w:rPr>
             <w:b/>
@@ -1032,7 +1056,7 @@
           <w:delText>I3: Time spent by healthcare professionals on delivery of the optimal care</w:delText>
         </w:r>
       </w:del>
-      <w:del w:id="1032" w:author="Janou De Buyser" w:date="2026-10-25T10:00:00Z">
+      <w:del w:id="1034" w:author="Janou De Buyser" w:date="2026-10-26T10:00:00Z">
         <w:r>
           <w:rPr>
             <w:b/>
@@ -1044,7 +1068,7 @@
           <w:delText xml:space="preserve"> </w:delText>
         </w:r>
       </w:del>
-      <w:del w:id="1033" w:author="Janou De Buyser" w:date="2026-10-25T10:00:00Z">
+      <w:del w:id="1035" w:author="Janou De Buyser" w:date="2026-10-26T10:00:00Z">
         <w:r>
           <w:rPr>
             <w:b/>
@@ -1056,7 +1080,7 @@
           <w:delText>(</w:delText>
         </w:r>
       </w:del>
-      <w:del w:id="1034" w:author="Janou De Buyser" w:date="2026-10-25T10:00:00Z">
+      <w:del w:id="1036" w:author="Janou De Buyser" w:date="2026-10-26T10:00:00Z">
         <w:r>
           <w:rPr>
             <w:b/>
@@ -1069,7 +1093,7 @@
           <w:delText>structured diary</w:delText>
         </w:r>
       </w:del>
-      <w:del w:id="1035" w:author="Janou De Buyser" w:date="2026-10-25T10:00:00Z">
+      <w:del w:id="1037" w:author="Janou De Buyser" w:date="2026-10-26T10:00:00Z">
         <w:r>
           <w:rPr>
             <w:b/>
@@ -1082,7 +1106,7 @@
           <w:delText xml:space="preserve"> HP</w:delText>
         </w:r>
       </w:del>
-      <w:del w:id="1036" w:author="Janou De Buyser" w:date="2026-10-25T10:00:00Z">
+      <w:del w:id="1038" w:author="Janou De Buyser" w:date="2026-10-26T10:00:00Z">
         <w:r>
           <w:rPr>
             <w:b/>
@@ -1095,7 +1119,7 @@
           <w:delText>)</w:delText>
         </w:r>
       </w:del>
-      <w:ins w:id="1037" w:author="Janou De Buyser" w:date="2026-10-25T10:00:00Z">
+      <w:ins w:id="1039" w:author="Janou De Buyser" w:date="2026-10-26T10:00:00Z">
         <w:r>
           <w:rPr>
             <w:b/>
@@ -1139,14 +1163,14 @@
       <w:pPr>
         <w:ind w:left="720"/>
         <w:rPr>
-          <w:ins w:id="1099" w:author="Janou De Buyser" w:date="2026-10-25T10:00:00Z"/>
-          <w:rFonts w:cstheme="minorHAnsi"/>
-          <w:sz w:val="24"/>
-          <w:szCs w:val="24"/>
-          <w:lang/>
-        </w:rPr>
-      </w:pPr>
-      <w:ins w:id="1100" w:author="Janou De Buyser" w:date="2026-10-25T10:00:00Z">
+          <w:ins w:id="1101" w:author="Janou De Buyser" w:date="2026-10-26T10:00:00Z"/>
+          <w:rFonts w:cstheme="minorHAnsi"/>
+          <w:sz w:val="24"/>
+          <w:szCs w:val="24"/>
+          <w:lang/>
+        </w:rPr>
+      </w:pPr>
+      <w:ins w:id="1102" w:author="Janou De Buyser" w:date="2026-10-26T10:00:00Z">
         <w:r>
           <w:rPr>
             <w:rFonts w:cstheme="minorHAnsi"/>
@@ -1194,14 +1218,14 @@
       <w:pPr>
         <w:ind w:left="720"/>
         <w:rPr>
-          <w:ins w:id="1101" w:author="Janou De Buyser" w:date="2026-10-25T10:00:00Z"/>
-          <w:rFonts w:cstheme="minorHAnsi"/>
-          <w:sz w:val="24"/>
-          <w:szCs w:val="24"/>
-          <w:lang/>
-        </w:rPr>
-      </w:pPr>
-      <w:ins w:id="1102" w:author="Janou De Buyser" w:date="2026-10-25T10:00:00Z">
+          <w:ins w:id="1103" w:author="Janou De Buyser" w:date="2026-10-26T10:00:00Z"/>
+          <w:rFonts w:cstheme="minorHAnsi"/>
+          <w:sz w:val="24"/>
+          <w:szCs w:val="24"/>
+          <w:lang/>
+        </w:rPr>
+      </w:pPr>
+      <w:ins w:id="1104" w:author="Janou De Buyser" w:date="2026-10-26T10:00:00Z">
         <w:r>
           <w:rPr>
             <w:rFonts w:cstheme="minorHAnsi"/>
@@ -1397,7 +1421,7 @@
           <w:lang w:val="nl-BE"/>
         </w:rPr>
       </w:pPr>
-      <w:del w:id="1105" w:author="Janou De Buyser" w:date="2026-10-25T10:00:00Z">
+      <w:del w:id="1107" w:author="Janou De Buyser" w:date="2026-10-26T10:00:00Z">
         <w:r>
           <w:rPr>
             <w:rFonts w:cstheme="minorHAnsi"/>
@@ -1409,7 +1433,7 @@
           <w:delText xml:space="preserve">Hoe is je</w:delText>
         </w:r>
       </w:del>
-      <w:ins w:id="1106" w:author="Janou De Buyser" w:date="2026-10-25T10:00:00Z">
+      <w:ins w:id="1108" w:author="Janou De Buyser" w:date="2026-10-26T10:00:00Z">
         <w:r>
           <w:rPr>
             <w:rFonts w:cstheme="minorHAnsi"/>
@@ -1447,7 +1471,7 @@
           <w:lang w:val="nl-BE"/>
         </w:rPr>
       </w:pPr>
-      <w:del w:id="1107" w:author="Janou De Buyser" w:date="2026-10-25T10:00:00Z">
+      <w:del w:id="1109" w:author="Janou De Buyser" w:date="2026-10-26T10:00:00Z">
         <w:r>
           <w:rPr>
             <w:rFonts w:cstheme="minorHAnsi"/>
@@ -1459,7 +1483,7 @@
           <w:delText xml:space="preserve">Hoe zou je de verhouding tijdsbesteding</w:delText>
         </w:r>
       </w:del>
-      <w:ins w:id="1108" w:author="Janou De Buyser" w:date="2026-10-25T10:00:00Z">
+      <w:ins w:id="1110" w:author="Janou De Buyser" w:date="2026-10-26T10:00:00Z">
         <w:r>
           <w:rPr>
             <w:rFonts w:cstheme="minorHAnsi"/>
@@ -1481,7 +1505,7 @@
         </w:rPr>
         <w:t xml:space="preserve"> en positieve factoren van de </w:t>
       </w:r>
-      <w:del w:id="1109" w:author="Janou De Buyser" w:date="2026-10-25T10:00:00Z">
+      <w:del w:id="1111" w:author="Janou De Buyser" w:date="2026-10-26T10:00:00Z">
         <w:r>
           <w:rPr>
             <w:rFonts w:cstheme="minorHAnsi"/>
@@ -1493,7 +1517,7 @@
           <w:delText xml:space="preserve">studietherapiesessies</w:delText>
         </w:r>
       </w:del>
-      <w:ins w:id="1110" w:author="Janou De Buyser" w:date="2026-10-25T10:00:00Z">
+      <w:ins w:id="1112" w:author="Janou De Buyser" w:date="2026-10-26T10:00:00Z">
         <w:r>
           <w:rPr>
             <w:rFonts w:cstheme="minorHAnsi"/>
@@ -1524,7 +1548,7 @@
           <w:szCs w:val="26"/>
         </w:rPr>
       </w:pPr>
-      <w:del w:id="1038" w:author="Janou De Buyser" w:date="2026-10-25T10:00:00Z">
+      <w:del w:id="1040" w:author="Janou De Buyser" w:date="2026-10-26T10:00:00Z">
         <w:r>
           <w:rPr>
             <w:b/>
@@ -1536,7 +1560,7 @@
           <w:delText>2. What is delivered (</w:delText>
         </w:r>
       </w:del>
-      <w:del w:id="1039" w:author="Janou De Buyser" w:date="2026-10-25T10:00:00Z">
+      <w:del w:id="1041" w:author="Janou De Buyser" w:date="2026-10-26T10:00:00Z">
         <w:r>
           <w:rPr>
             <w:i/>
@@ -1548,7 +1572,7 @@
           <w:delText>the quantity and quality of what is delivered)</w:delText>
         </w:r>
       </w:del>
-      <w:ins w:id="1040" w:author="Janou De Buyser" w:date="2026-10-25T10:00:00Z">
+      <w:ins w:id="1042" w:author="Janou De Buyser" w:date="2026-10-26T10:00:00Z">
         <w:r>
           <w:rPr>
             <w:b/>
@@ -1569,7 +1593,7 @@
           <w:szCs w:val="24"/>
         </w:rPr>
       </w:pPr>
-      <w:del w:id="1041" w:author="Janou De Buyser" w:date="2026-10-25T10:00:00Z">
+      <w:del w:id="1043" w:author="Janou De Buyser" w:date="2026-10-26T10:00:00Z">
         <w:r>
           <w:rPr>
             <w:b/>
@@ -1581,7 +1605,7 @@
           <w:delText>2A. Dose</w:delText>
         </w:r>
       </w:del>
-      <w:del w:id="1042" w:author="Janou De Buyser" w:date="2026-10-25T10:00:00Z">
+      <w:del w:id="1044" w:author="Janou De Buyser" w:date="2026-10-26T10:00:00Z">
         <w:r>
           <w:rPr>
             <w:color w:val="0070C0"/>
@@ -1591,7 +1615,7 @@
           <w:delText xml:space="preserve"> </w:delText>
         </w:r>
       </w:del>
-      <w:ins w:id="1043" w:author="Janou De Buyser" w:date="2026-10-25T10:00:00Z">
+      <w:ins w:id="1045" w:author="Janou De Buyser" w:date="2026-10-26T10:00:00Z">
         <w:r>
           <w:rPr>
             <w:b/>
@@ -1612,7 +1636,7 @@
           <w:bCs/>
         </w:rPr>
       </w:pPr>
-      <w:del w:id="1044" w:author="Janou De Buyser" w:date="2026-10-25T10:00:00Z">
+      <w:del w:id="1046" w:author="Janou De Buyser" w:date="2026-10-26T10:00:00Z">
         <w:r>
           <w:rPr>
             <w:b/>
@@ -1624,7 +1648,7 @@
         </w:r>
       </w:del>
       <w:proofErr w:type="gramStart"/>
-      <w:del w:id="1045" w:author="Janou De Buyser" w:date="2026-10-25T10:00:00Z">
+      <w:del w:id="1047" w:author="Janou De Buyser" w:date="2026-10-26T10:00:00Z">
         <w:r>
           <w:rPr>
             <w:b/>
@@ -1636,7 +1660,7 @@
         </w:r>
       </w:del>
       <w:proofErr w:type="gramEnd"/>
-      <w:del w:id="1046" w:author="Janou De Buyser" w:date="2026-10-25T10:00:00Z">
+      <w:del w:id="1048" w:author="Janou De Buyser" w:date="2026-10-26T10:00:00Z">
         <w:r>
           <w:rPr>
             <w:b/>
@@ -1647,7 +1671,7 @@
           <w:delText>, incl. all parts of the intervention, sessions held per patient</w:delText>
         </w:r>
       </w:del>
-      <w:del w:id="1047" w:author="Janou De Buyser" w:date="2026-10-25T10:00:00Z">
+      <w:del w:id="1049" w:author="Janou De Buyser" w:date="2026-10-26T10:00:00Z">
         <w:r>
           <w:rPr>
             <w:b/>
@@ -1657,7 +1681,7 @@
           <w:delText xml:space="preserve"> </w:delText>
         </w:r>
       </w:del>
-      <w:del w:id="1048" w:author="Janou De Buyser" w:date="2026-10-25T10:00:00Z">
+      <w:del w:id="1050" w:author="Janou De Buyser" w:date="2026-10-26T10:00:00Z">
         <w:r>
           <w:rPr>
             <w:b/>
@@ -1669,7 +1693,7 @@
           <w:delText>(</w:delText>
         </w:r>
       </w:del>
-      <w:del w:id="1049" w:author="Janou De Buyser" w:date="2026-10-25T10:00:00Z">
+      <w:del w:id="1051" w:author="Janou De Buyser" w:date="2026-10-26T10:00:00Z">
         <w:r>
           <w:rPr>
             <w:b/>
@@ -1682,7 +1706,7 @@
           <w:delText>structured diary</w:delText>
         </w:r>
       </w:del>
-      <w:del w:id="1050" w:author="Janou De Buyser" w:date="2026-10-25T10:00:00Z">
+      <w:del w:id="1052" w:author="Janou De Buyser" w:date="2026-10-26T10:00:00Z">
         <w:r>
           <w:rPr>
             <w:b/>
@@ -1695,7 +1719,7 @@
           <w:delText xml:space="preserve"> HP+ videotapes)</w:delText>
         </w:r>
       </w:del>
-      <w:ins w:id="1051" w:author="Janou De Buyser" w:date="2026-10-25T10:00:00Z">
+      <w:ins w:id="1053" w:author="Janou De Buyser" w:date="2026-10-26T10:00:00Z">
         <w:r>
           <w:rPr>
             <w:b/>
@@ -1756,14 +1780,14 @@
       <w:pPr>
         <w:ind w:left="720"/>
         <w:rPr>
-          <w:ins w:id="1103" w:author="Janou De Buyser" w:date="2026-10-25T10:00:00Z"/>
-          <w:rFonts w:cstheme="minorHAnsi"/>
-          <w:sz w:val="24"/>
-          <w:szCs w:val="24"/>
-          <w:lang/>
-        </w:rPr>
-      </w:pPr>
-      <w:ins w:id="1104" w:author="Janou De Buyser" w:date="2026-10-25T10:00:00Z">
+          <w:ins w:id="1105" w:author="Janou De Buyser" w:date="2026-10-26T10:00:00Z"/>
+          <w:rFonts w:cstheme="minorHAnsi"/>
+          <w:sz w:val="24"/>
+          <w:szCs w:val="24"/>
+          <w:lang/>
+        </w:rPr>
+      </w:pPr>
+      <w:ins w:id="1106" w:author="Janou De Buyser" w:date="2026-10-26T10:00:00Z">
         <w:r>
           <w:rPr>
             <w:rFonts w:cstheme="minorHAnsi"/>
@@ -2185,6 +2209,18 @@
         </w:rPr>
         <w:t>Zijn er onderdelen die meer aandacht verdienen</w:t>
       </w:r>
+      <w:ins w:id="1113" w:author="Janou De Buyser" w:date="2026-10-26T10:00:00Z">
+        <w:r>
+          <w:rPr>
+            <w:rFonts w:cstheme="minorHAnsi"/>
+            <w:color w:val="24303B"/>
+            <w:sz w:val="24"/>
+            <w:szCs w:val="24"/>
+            <w:lang/>
+          </w:rPr>
+          <w:t xml:space="preserve">?</w:t>
+        </w:r>
+      </w:ins>
     </w:p>
     <w:p>
       <w:pPr>
@@ -2334,7 +2370,7 @@
           <w:lang/>
         </w:rPr>
       </w:pPr>
-      <w:del w:id="1052" w:author="Janou De Buyser" w:date="2026-10-25T10:00:00Z">
+      <w:del w:id="1054" w:author="Janou De Buyser" w:date="2026-10-26T10:00:00Z">
         <w:r>
           <w:rPr>
             <w:b/>
@@ -2346,7 +2382,7 @@
           <w:delText>2C. Fidelity</w:delText>
         </w:r>
       </w:del>
-      <w:del w:id="1053" w:author="Janou De Buyser" w:date="2026-10-25T10:00:00Z">
+      <w:del w:id="1055" w:author="Janou De Buyser" w:date="2026-10-26T10:00:00Z">
         <w:r>
           <w:rPr>
             <w:color w:val="0070C0"/>
@@ -2356,7 +2392,7 @@
           <w:delText xml:space="preserve"> </w:delText>
         </w:r>
       </w:del>
-      <w:del w:id="1054" w:author="Janou De Buyser" w:date="2026-10-25T10:00:00Z">
+      <w:del w:id="1056" w:author="Janou De Buyser" w:date="2026-10-26T10:00:00Z">
         <w:r>
           <w:rPr>
             <w:i/>
@@ -2367,7 +2403,7 @@
           <w:delText>(consistency of what is implemented with the planned intervention)</w:delText>
         </w:r>
       </w:del>
-      <w:ins w:id="1055" w:author="Janou De Buyser" w:date="2026-10-25T10:00:00Z">
+      <w:ins w:id="1057" w:author="Janou De Buyser" w:date="2026-10-26T10:00:00Z">
         <w:r>
           <w:rPr>
             <w:b/>
@@ -2388,7 +2424,7 @@
           <w:bCs/>
         </w:rPr>
       </w:pPr>
-      <w:del w:id="1056" w:author="Janou De Buyser" w:date="2026-10-25T10:00:00Z">
+      <w:del w:id="1058" w:author="Janou De Buyser" w:date="2026-10-26T10:00:00Z">
         <w:r>
           <w:rPr>
             <w:b/>
@@ -2398,7 +2434,7 @@
           <w:delText>(e) activities delivered as intended:</w:delText>
         </w:r>
       </w:del>
-      <w:del w:id="1057" w:author="Janou De Buyser" w:date="2026-10-25T10:00:00Z">
+      <w:del w:id="1059" w:author="Janou De Buyser" w:date="2026-10-26T10:00:00Z">
         <w:r>
           <w:rPr>
             <w:b/>
@@ -2408,7 +2444,7 @@
           <w:delText xml:space="preserve"> </w:delText>
         </w:r>
       </w:del>
-      <w:del w:id="1058" w:author="Janou De Buyser" w:date="2026-10-25T10:00:00Z">
+      <w:del w:id="1060" w:author="Janou De Buyser" w:date="2026-10-26T10:00:00Z">
         <w:r>
           <w:rPr>
             <w:b/>
@@ -2420,7 +2456,7 @@
           <w:delText>(</w:delText>
         </w:r>
       </w:del>
-      <w:del w:id="1059" w:author="Janou De Buyser" w:date="2026-10-25T10:00:00Z">
+      <w:del w:id="1061" w:author="Janou De Buyser" w:date="2026-10-26T10:00:00Z">
         <w:r>
           <w:rPr>
             <w:b/>
@@ -2433,7 +2469,7 @@
           <w:delText>structured diary</w:delText>
         </w:r>
       </w:del>
-      <w:del w:id="1060" w:author="Janou De Buyser" w:date="2026-10-25T10:00:00Z">
+      <w:del w:id="1062" w:author="Janou De Buyser" w:date="2026-10-26T10:00:00Z">
         <w:r>
           <w:rPr>
             <w:b/>
@@ -2446,7 +2482,7 @@
           <w:delText xml:space="preserve"> – eCRF)</w:delText>
         </w:r>
       </w:del>
-      <w:ins w:id="1061" w:author="Janou De Buyser" w:date="2026-10-25T10:00:00Z">
+      <w:ins w:id="1063" w:author="Janou De Buyser" w:date="2026-10-26T10:00:00Z">
         <w:r>
           <w:rPr>
             <w:b/>
@@ -2464,7 +2500,7 @@
           <w:highlight w:val="lightGray"/>
         </w:rPr>
       </w:pPr>
-      <w:del w:id="1062" w:author="Janou De Buyser" w:date="2026-10-25T10:00:00Z">
+      <w:del w:id="1064" w:author="Janou De Buyser" w:date="2026-10-26T10:00:00Z">
         <w:r>
           <w:rPr>
             <w:color w:val="24303B"/>
@@ -2473,7 +2509,7 @@
           <w:delText>I1: number of activities delivered as intended</w:delText>
         </w:r>
       </w:del>
-      <w:ins w:id="1063" w:author="Janou De Buyser" w:date="2026-10-25T10:00:00Z">
+      <w:ins w:id="1065" w:author="Janou De Buyser" w:date="2026-10-26T10:00:00Z">
         <w:r>
           <w:rPr>
             <w:color w:val="24303B"/>
@@ -2490,7 +2526,7 @@
           <w:highlight w:val="lightGray"/>
         </w:rPr>
       </w:pPr>
-      <w:del w:id="1064" w:author="Janou De Buyser" w:date="2026-10-25T10:00:00Z">
+      <w:del w:id="1066" w:author="Janou De Buyser" w:date="2026-10-26T10:00:00Z">
         <w:r>
           <w:rPr>
             <w:color w:val="24303B"/>
@@ -2499,7 +2535,7 @@
           <w:delText>I2: order of intervention activities delivered as planned</w:delText>
         </w:r>
       </w:del>
-      <w:ins w:id="1065" w:author="Janou De Buyser" w:date="2026-10-25T10:00:00Z">
+      <w:ins w:id="1067" w:author="Janou De Buyser" w:date="2026-10-26T10:00:00Z">
         <w:r>
           <w:rPr>
             <w:color w:val="24303B"/>
@@ -2518,7 +2554,7 @@
           <w:highlight w:val="lightGray"/>
         </w:rPr>
       </w:pPr>
-      <w:del w:id="1066" w:author="Janou De Buyser" w:date="2026-10-25T10:00:00Z">
+      <w:del w:id="1068" w:author="Janou De Buyser" w:date="2026-10-26T10:00:00Z">
         <w:r>
           <w:rPr>
             <w:b/>
@@ -2529,7 +2565,7 @@
           <w:delText>(f) content of PARADISE sessions delivered as intended</w:delText>
         </w:r>
       </w:del>
-      <w:del w:id="1067" w:author="Janou De Buyser" w:date="2026-10-25T10:00:00Z">
+      <w:del w:id="1069" w:author="Janou De Buyser" w:date="2026-10-26T10:00:00Z">
         <w:r>
           <w:rPr>
             <w:b/>
@@ -2540,7 +2576,7 @@
           <w:delText xml:space="preserve"> </w:delText>
         </w:r>
       </w:del>
-      <w:del w:id="1068" w:author="Janou De Buyser" w:date="2026-10-25T10:00:00Z">
+      <w:del w:id="1070" w:author="Janou De Buyser" w:date="2026-10-26T10:00:00Z">
         <w:r>
           <w:rPr>
             <w:b/>
@@ -2552,7 +2588,7 @@
           <w:delText>(</w:delText>
         </w:r>
       </w:del>
-      <w:del w:id="1069" w:author="Janou De Buyser" w:date="2026-10-25T10:00:00Z">
+      <w:del w:id="1071" w:author="Janou De Buyser" w:date="2026-10-26T10:00:00Z">
         <w:r>
           <w:rPr>
             <w:b/>
@@ -2565,7 +2601,7 @@
           <w:delText>videotape – eCRF)</w:delText>
         </w:r>
       </w:del>
-      <w:ins w:id="1070" w:author="Janou De Buyser" w:date="2026-10-25T10:00:00Z">
+      <w:ins w:id="1072" w:author="Janou De Buyser" w:date="2026-10-26T10:00:00Z">
         <w:r>
           <w:rPr>
             <w:b/>
@@ -2586,7 +2622,7 @@
           <w:lang/>
         </w:rPr>
       </w:pPr>
-      <w:del w:id="1071" w:author="Janou De Buyser" w:date="2026-10-25T10:00:00Z">
+      <w:del w:id="1073" w:author="Janou De Buyser" w:date="2026-10-26T10:00:00Z">
         <w:r>
           <w:rPr>
             <w:color w:val="24303B"/>
@@ -2595,7 +2631,7 @@
           <w:delText xml:space="preserve"> I1: number of PARADISE sessions in which </w:delText>
         </w:r>
       </w:del>
-      <w:del w:id="1072" w:author="Janou De Buyser" w:date="2026-10-25T10:00:00Z">
+      <w:del w:id="1074" w:author="Janou De Buyser" w:date="2026-10-26T10:00:00Z">
         <w:r>
           <w:rPr>
             <w:i/>
@@ -2606,7 +2642,7 @@
           <w:delText xml:space="preserve">(all, half, less than half) </w:delText>
         </w:r>
       </w:del>
-      <w:del w:id="1073" w:author="Janou De Buyser" w:date="2026-10-25T10:00:00Z">
+      <w:del w:id="1075" w:author="Janou De Buyser" w:date="2026-10-26T10:00:00Z">
         <w:r>
           <w:rPr>
             <w:color w:val="24303B"/>
@@ -2615,7 +2651,7 @@
           <w:delText>of the monitorings/education were performed</w:delText>
         </w:r>
       </w:del>
-      <w:ins w:id="1074" w:author="Janou De Buyser" w:date="2026-10-25T10:00:00Z">
+      <w:ins w:id="1076" w:author="Janou De Buyser" w:date="2026-10-26T10:00:00Z">
         <w:r>
           <w:rPr>
             <w:color w:val="24303B"/>
@@ -2642,7 +2678,7 @@
           <w:lang/>
         </w:rPr>
       </w:pPr>
-      <w:del w:id="1075" w:author="Janou De Buyser" w:date="2026-10-25T10:00:00Z">
+      <w:del w:id="1077" w:author="Janou De Buyser" w:date="2026-10-26T10:00:00Z">
         <w:r>
           <w:rPr>
             <w:b/>
@@ -2654,7 +2690,7 @@
           <w:delText xml:space="preserve">2D. Adaptations </w:delText>
         </w:r>
       </w:del>
-      <w:del w:id="1076" w:author="Janou De Buyser" w:date="2026-10-25T10:00:00Z">
+      <w:del w:id="1078" w:author="Janou De Buyser" w:date="2026-10-26T10:00:00Z">
         <w:r>
           <w:rPr>
             <w:i/>
@@ -2666,7 +2702,7 @@
         </w:r>
       </w:del>
       <w:proofErr w:type="gramStart"/>
-      <w:del w:id="1077" w:author="Janou De Buyser" w:date="2026-10-25T10:00:00Z">
+      <w:del w:id="1079" w:author="Janou De Buyser" w:date="2026-10-26T10:00:00Z">
         <w:r>
           <w:rPr>
             <w:i/>
@@ -2678,7 +2714,7 @@
         </w:r>
       </w:del>
       <w:proofErr w:type="gramEnd"/>
-      <w:del w:id="1078" w:author="Janou De Buyser" w:date="2026-10-25T10:00:00Z">
+      <w:del w:id="1080" w:author="Janou De Buyser" w:date="2026-10-26T10:00:00Z">
         <w:r>
           <w:rPr>
             <w:i/>
@@ -2689,7 +2725,7 @@
           <w:delText xml:space="preserve"> achieve better conceptual fit)</w:delText>
         </w:r>
       </w:del>
-      <w:ins w:id="1079" w:author="Janou De Buyser" w:date="2026-10-25T10:00:00Z">
+      <w:ins w:id="1081" w:author="Janou De Buyser" w:date="2026-10-26T10:00:00Z">
         <w:r>
           <w:rPr>
             <w:b/>
@@ -2714,7 +2750,7 @@
           <w:highlight w:val="lightGray"/>
         </w:rPr>
       </w:pPr>
-      <w:del w:id="1080" w:author="Janou De Buyser" w:date="2026-10-25T10:00:00Z">
+      <w:del w:id="1082" w:author="Janou De Buyser" w:date="2026-10-26T10:00:00Z">
         <w:r>
           <w:rPr>
             <w:b/>
@@ -2727,7 +2763,7 @@
           <w:delText>(g) Type of adaptations made in intervention activities</w:delText>
         </w:r>
       </w:del>
-      <w:del w:id="1081" w:author="Janou De Buyser" w:date="2026-10-25T10:00:00Z">
+      <w:del w:id="1083" w:author="Janou De Buyser" w:date="2026-10-26T10:00:00Z">
         <w:r>
           <w:rPr>
             <w:color w:val="24303B"/>
@@ -2738,7 +2774,7 @@
           <w:delText xml:space="preserve"> </w:delText>
         </w:r>
       </w:del>
-      <w:del w:id="1082" w:author="Janou De Buyser" w:date="2026-10-25T10:00:00Z">
+      <w:del w:id="1084" w:author="Janou De Buyser" w:date="2026-10-26T10:00:00Z">
         <w:r>
           <w:rPr>
             <w:b/>
@@ -2750,7 +2786,7 @@
           <w:delText>(</w:delText>
         </w:r>
       </w:del>
-      <w:del w:id="1083" w:author="Janou De Buyser" w:date="2026-10-25T10:00:00Z">
+      <w:del w:id="1085" w:author="Janou De Buyser" w:date="2026-10-26T10:00:00Z">
         <w:r>
           <w:rPr>
             <w:b/>
@@ -2763,7 +2799,7 @@
           <w:delText>structured diary</w:delText>
         </w:r>
       </w:del>
-      <w:del w:id="1084" w:author="Janou De Buyser" w:date="2026-10-25T10:00:00Z">
+      <w:del w:id="1086" w:author="Janou De Buyser" w:date="2026-10-26T10:00:00Z">
         <w:r>
           <w:rPr>
             <w:b/>
@@ -2776,7 +2812,7 @@
           <w:delText xml:space="preserve"> HP</w:delText>
         </w:r>
       </w:del>
-      <w:del w:id="1085" w:author="Janou De Buyser" w:date="2026-10-25T10:00:00Z">
+      <w:del w:id="1087" w:author="Janou De Buyser" w:date="2026-10-26T10:00:00Z">
         <w:r>
           <w:rPr>
             <w:b/>
@@ -2789,7 +2825,7 @@
           <w:delText>- eCRF + interviews</w:delText>
         </w:r>
       </w:del>
-      <w:del w:id="1086" w:author="Janou De Buyser" w:date="2026-10-25T10:00:00Z">
+      <w:del w:id="1088" w:author="Janou De Buyser" w:date="2026-10-26T10:00:00Z">
         <w:r>
           <w:rPr>
             <w:b/>
@@ -2802,7 +2838,7 @@
           <w:delText xml:space="preserve"> HP</w:delText>
         </w:r>
       </w:del>
-      <w:del w:id="1087" w:author="Janou De Buyser" w:date="2026-10-25T10:00:00Z">
+      <w:del w:id="1089" w:author="Janou De Buyser" w:date="2026-10-26T10:00:00Z">
         <w:r>
           <w:rPr>
             <w:b/>
@@ -2815,7 +2851,7 @@
           <w:delText>- community of practice)</w:delText>
         </w:r>
       </w:del>
-      <w:ins w:id="1088" w:author="Janou De Buyser" w:date="2026-10-25T10:00:00Z">
+      <w:ins w:id="1090" w:author="Janou De Buyser" w:date="2026-10-26T10:00:00Z">
         <w:r>
           <w:rPr>
             <w:b/>
@@ -2832,14 +2868,14 @@
     <w:p>
       <w:pPr>
         <w:rPr>
-          <w:ins w:id="1089" w:author="Janou De Buyser" w:date="2026-10-25T10:00:00Z"/>
+          <w:ins w:id="1091" w:author="Janou De Buyser" w:date="2026-10-26T10:00:00Z"/>
           <w:rFonts w:cstheme="minorHAnsi"/>
           <w:sz w:val="24"/>
           <w:szCs w:val="24"/>
           <w:lang w:val="nl-NL"/>
         </w:rPr>
       </w:pPr>
-      <w:ins w:id="1090" w:author="Janou De Buyser" w:date="2026-10-25T10:00:00Z">
+      <w:ins w:id="1092" w:author="Janou De Buyser" w:date="2026-10-26T10:00:00Z">
         <w:r>
           <w:rPr>
             <w:rFonts w:cstheme="minorHAnsi"/>
@@ -2855,14 +2891,14 @@
     <w:p>
       <w:pPr>
         <w:rPr>
-          <w:ins w:id="1091" w:author="Janou De Buyser" w:date="2026-10-25T10:00:00Z"/>
+          <w:ins w:id="1093" w:author="Janou De Buyser" w:date="2026-10-26T10:00:00Z"/>
           <w:rFonts w:cstheme="minorHAnsi"/>
           <w:sz w:val="24"/>
           <w:szCs w:val="24"/>
           <w:lang w:val="nl-NL"/>
         </w:rPr>
       </w:pPr>
-      <w:ins w:id="1092" w:author="Janou De Buyser" w:date="2026-10-25T10:00:00Z">
+      <w:ins w:id="1094" w:author="Janou De Buyser" w:date="2026-10-26T10:00:00Z">
         <w:r>
           <w:rPr>
             <w:rFonts w:cstheme="minorHAnsi"/>
@@ -2878,14 +2914,14 @@
     <w:p>
       <w:pPr>
         <w:rPr>
-          <w:ins w:id="1093" w:author="Janou De Buyser" w:date="2026-10-25T10:00:00Z"/>
+          <w:ins w:id="1095" w:author="Janou De Buyser" w:date="2026-10-26T10:00:00Z"/>
           <w:rFonts w:cstheme="minorHAnsi"/>
           <w:sz w:val="24"/>
           <w:szCs w:val="24"/>
           <w:lang w:val="nl-NL"/>
         </w:rPr>
       </w:pPr>
-      <w:ins w:id="1094" w:author="Janou De Buyser" w:date="2026-10-25T10:00:00Z">
+      <w:ins w:id="1096" w:author="Janou De Buyser" w:date="2026-10-26T10:00:00Z">
         <w:r>
           <w:rPr>
             <w:rFonts w:cstheme="minorHAnsi"/>
@@ -2913,7 +2949,7 @@
 
 <file path=word/comments.xml><?xml version="1.0" encoding="utf-8"?>
 <w:comments xmlns:a="http://schemas.openxmlformats.org/drawingml/2006/main" xmlns:pic="http://schemas.openxmlformats.org/drawingml/2006/picture" xmlns:r="http://schemas.openxmlformats.org/officeDocument/2006/relationships" xmlns:w="http://schemas.openxmlformats.org/wordprocessingml/2006/main" xmlns:wp="http://schemas.openxmlformats.org/drawingml/2006/wordprocessingDrawing" xmlns:mc="http://schemas.openxmlformats.org/markup-compatibility/2006" xmlns:a14="http://schemas.microsoft.com/office/drawing/2010/main" xmlns:w14="http://schemas.microsoft.com/office/word/2010/wordml" xmlns:wpc="http://schemas.microsoft.com/office/word/2010/wordprocessingCanvas">
-  <w:comment w:id="0" w:author="Janou De Buyser" w:initials="JDB" w:date="2026-10-25T18:00:02Z">
+  <w:comment w:id="0" w:author="Janou De Buyser" w:initials="JDB" w:date="2026-10-26T06:44:29Z">
     <w:p>
       <w:pPr>
         <w:pStyle w:val="CommentText"/>
